--- a/public/downloads/Vodaria_RFx_Response.docx
+++ b/public/downloads/Vodaria_RFx_Response.docx
@@ -128,7 +128,7 @@
                                     <w:sz w:val="72"/>
                                     <w:szCs w:val="22"/>
                                   </w:rPr>
-                                  <w:t xml:space="preserve">Vodaria Group RFx Response</w:t>
+                                  <w:t>Vodaria Group RFx Response</w:t>
                                 </w:r>
                               </w:p>
                               <w:p>
@@ -200,7 +200,7 @@
                               <w:sz w:val="72"/>
                               <w:szCs w:val="22"/>
                             </w:rPr>
-                            <w:t xml:space="preserve">Vodaria Group RFx Response</w:t>
+                            <w:t>Vodaria Group RFx Response</w:t>
                           </w:r>
                         </w:p>
                         <w:p>
@@ -315,7 +315,7 @@
                                     <w:color w:val="FFFFFF" w:themeColor="background1"/>
                                     <w:lang w:val="en-CA"/>
                                   </w:rPr>
-                                  <w:t xml:space="preserve">October 2026</w:t>
+                                  <w:t>October 2026</w:t>
                                 </w:r>
                               </w:p>
                             </w:txbxContent>
@@ -362,7 +362,7 @@
                               <w:color w:val="FFFFFF" w:themeColor="background1"/>
                               <w:lang w:val="en-CA"/>
                             </w:rPr>
-                            <w:t xml:space="preserve">October 2026</w:t>
+                            <w:t>October 2026</w:t>
                           </w:r>
                         </w:p>
                       </w:txbxContent>
@@ -1017,7 +1017,7 @@
                   <w:rPr>
                     <w:rStyle w:val="Hyperlink"/>
                   </w:rPr>
-                  <w:t xml:space="preserve">4.2.1Salesforce CRM Integration17</w:t>
+                  <w:t>4.2.1</w:t>
                 </w:r>
                 <w:r>
                   <w:rPr>
@@ -1038,7 +1038,7 @@
                   <w:rPr>
                     <w:rStyle w:val="Hyperlink"/>
                   </w:rPr>
-                  <w:t/>
+                  <w:t>Salesforce CRM Integration</w:t>
                 </w:r>
                 <w:r>
                   <w:rPr>
@@ -1073,7 +1073,7 @@
                   <w:rPr>
                     <w:webHidden/>
                   </w:rPr>
-                  <w:t/>
+                  <w:t>17</w:t>
                 </w:r>
                 <w:r>
                   <w:rPr>
@@ -8019,7 +8019,7 @@
                   <w:rPr>
                     <w:rStyle w:val="Hyperlink"/>
                   </w:rPr>
-                  <w:t xml:space="preserve">21.2Communications &amp; Media experience relevant to Converged BSS Transformation63</w:t>
+                  <w:t>21.2</w:t>
                 </w:r>
                 <w:r>
                   <w:rPr>
@@ -8038,7 +8038,7 @@
                   <w:rPr>
                     <w:rStyle w:val="Hyperlink"/>
                   </w:rPr>
-                  <w:t/>
+                  <w:t>Communications &amp; Media experience relevant to Converged BSS Transformation</w:t>
                 </w:r>
                 <w:r>
                   <w:rPr>
@@ -8073,7 +8073,7 @@
                   <w:rPr>
                     <w:webHidden/>
                   </w:rPr>
-                  <w:t/>
+                  <w:t>63</w:t>
                 </w:r>
                 <w:r>
                   <w:rPr>
@@ -8102,7 +8102,7 @@
                   <w:rPr>
                     <w:rStyle w:val="Hyperlink"/>
                   </w:rPr>
-                  <w:t xml:space="preserve">21.3Why Hansen is a strong fit for Vodaria Group63</w:t>
+                  <w:t>21.3</w:t>
                 </w:r>
                 <w:r>
                   <w:rPr>
@@ -8121,7 +8121,7 @@
                   <w:rPr>
                     <w:rStyle w:val="Hyperlink"/>
                   </w:rPr>
-                  <w:t/>
+                  <w:t>Why Hansen is a strong fit for Vodaria Group</w:t>
                 </w:r>
                 <w:r>
                   <w:rPr>
@@ -8156,7 +8156,7 @@
                   <w:rPr>
                     <w:webHidden/>
                   </w:rPr>
-                  <w:t/>
+                  <w:t>63</w:t>
                 </w:r>
                 <w:r>
                   <w:rPr>
@@ -9283,7 +9283,7 @@
             <w:rPr>
               <w:color w:val="auto"/>
             </w:rPr>
-            <w:t xml:space="preserve">Vodaria Group's Converged BSS Transformation is a strategic transformation of its lead-to-order operating model. As Vodaria Group expands from its strong wholesale heritage into increasingly complex enterprise services, the business requires a scalable platform that can capture customer intent, configure technically valid solutions, apply commercial controls, orchestrate delivery and provide operational visibility with materially less manual coordination. This is not simply a CPQ and Order Management replacement. It is the foundation for how Vodaria Group will sell, deliver and evolve complex connectivity services at enterprise scale.</w:t>
+            <w:t>Vodaria Group's Converged BSS Transformation is a strategic transformation of its lead-to-order operating model. As Vodaria Group expands from its strong wholesale heritage into increasingly complex enterprise services, the business requires a scalable platform that can capture customer intent, configure technically valid solutions, apply commercial controls, orchestrate delivery and provide operational visibility with materially less manual coordination. This is not simply a CPQ and Order Management replacement. It is the foundation for how Vodaria Group will sell, deliver and evolve complex connectivity services at enterprise scale.</w:t>
           </w:r>
         </w:p>
         <w:p>
@@ -9298,20 +9298,20 @@
             <w:rPr>
               <w:color w:val="auto"/>
             </w:rPr>
-            <w:t xml:space="preserve">Hansen is well positioned to support this transformation because our solution is purpose-built for communications service providers managing complex product portfolios, multi-site customer solutions, technical and commercial dependencies, partner ecosystems and high-volume lead-to-order operations. Hansen combines telecom-specific Lead-to-Order capabilities with a pragmatic SaaS &amp; delivery approach focused on governance, integration and phased adoption. This gives Vodaria Group a specialist platform for telecom lead-to-order transformation while preserving Salesforce CRM as the CRM and customer engagement system of record.</w:t>
-          </w:r>
-          <w:r>
-            <w:rPr>
-              <w:color w:val="auto"/>
-              <w:lang w:val="en-GB"/>
-            </w:rPr>
-            <w:t/>
-          </w:r>
-          <w:r>
-            <w:rPr>
-              <w:color w:val="auto"/>
-            </w:rPr>
-            <w:t/>
+            <w:t xml:space="preserve">Hansen is well positioned to support this transformation because our solution is purpose-built for communications service providers managing complex product portfolios, multi-site customer solutions, technical and commercial dependencies, partner ecosystems and high-volume lead-to-order operations. </w:t>
+          </w:r>
+          <w:r>
+            <w:rPr>
+              <w:color w:val="auto"/>
+              <w:lang w:val="en-GB"/>
+            </w:rPr>
+            <w:t>Hansen combines telecom-specific Lead-to-Order capabilities with a pragmatic SaaS &amp; delivery approach focused on governance, integration and phased adoption</w:t>
+          </w:r>
+          <w:r>
+            <w:rPr>
+              <w:color w:val="auto"/>
+            </w:rPr>
+            <w:t>. This gives Vodaria Group a specialist platform for telecom lead-to-order transformation while preserving Salesforce CRM as the CRM and customer engagement system of record.</w:t>
           </w:r>
         </w:p>
         <w:p>
@@ -9325,20 +9325,20 @@
             <w:rPr>
               <w:color w:val="auto"/>
             </w:rPr>
-            <w:t xml:space="preserve">The core reason to select Hansen is that we understand the relationship between product governance, commercial accuracy and fulfilment execution. For Vodaria Group, the product catalog must be more than a static list of offers. It must become the governed source of truth for products, services, resources, pricing, eligibility, compatibility, geographic constraints, technical rules and order decomposition logic. Hansen Catalog provides the foundation for governed product, service and pricing management across Vodaria Group's lead-to-order ecosystem. This foundation enables CPQ and Order Management to operate from the same data, rules and lifecycle definitions. This reduces duplication across systems, improves quote quality and creates a consistent bridge between commercial solution design and downstream delivery.</w:t>
-          </w:r>
-          <w:r>
-            <w:rPr>
-              <w:color w:val="auto"/>
-              <w:lang w:val="en-GB"/>
-            </w:rPr>
-            <w:t/>
-          </w:r>
-          <w:r>
-            <w:rPr>
-              <w:color w:val="auto"/>
-            </w:rPr>
-            <w:t/>
+            <w:t xml:space="preserve">The core reason to select Hansen is that we understand the relationship between product governance, commercial accuracy and fulfilment execution. For Vodaria Group, the product catalog must be more than a static list of offers. It must become the governed source of truth for products, services, resources, pricing, eligibility, compatibility, geographic constraints, technical rules and order decomposition logic. </w:t>
+          </w:r>
+          <w:r>
+            <w:rPr>
+              <w:color w:val="auto"/>
+              <w:lang w:val="en-GB"/>
+            </w:rPr>
+            <w:t>Hansen Catalog provides the foundation for governed product, service and pricing management across Vodaria Group's lead-to-order ecosystem. T</w:t>
+          </w:r>
+          <w:r>
+            <w:rPr>
+              <w:color w:val="auto"/>
+            </w:rPr>
+            <w:t>his foundation enables CPQ and Order Management to operate from the same data, rules and lifecycle definitions. This reduces duplication across systems, improves quote quality and creates a consistent bridge between commercial solution design and downstream delivery.</w:t>
           </w:r>
         </w:p>
         <w:p>
@@ -9354,7 +9354,7 @@
               <w:color w:val="auto"/>
               <w:lang w:val="en-GB"/>
             </w:rPr>
-            <w:t xml:space="preserve">Hansen Sales Navigator provides the journey orchestration capability that enables Vodaria Group to standardise, govern and continuously evolve Lead-to-Order processes across enterprise and wholesale channels. Hansen Sales Navigator will enable Vodaria Group to leverage your existing Salesforce CRM CRM investment by accessing Hansen’s CPQ and ordering from Salesforce CRM yet Hansen retains all catalog, CPQ, and ordering logic and data entry.</w:t>
+            <w:t>Hansen Sales Navigator provides the journey orchestration capability that enables Vodaria Group to standardise, govern and continuously evolve Lead-to-Order processes across enterprise and wholesale channels. Hansen Sales Navigator will enable Vodaria Group to leverage your existing Salesforce CRM CRM investment by accessing Hansen’s CPQ and ordering from Salesforce CRM yet Hansen retains all catalog, CPQ, and ordering logic and data entry.</w:t>
           </w:r>
         </w:p>
         <w:p>
@@ -9370,20 +9370,20 @@
               <w:color w:val="auto"/>
               <w:lang w:val="en-GB"/>
             </w:rPr>
-            <w:t xml:space="preserve">Within these governed sales journeys, Hansen CPQ provides the commercial configuration, pricing and quotation capabilities required to support complex telecom opportunities. Hansen CPQ enables Vodaria Group to support complex wholesale and enterprise selling scenarios through guided configuration, structured quote management, pricing control, approval workflows and validation of commercial and technical constraints before orders enter fulfilment. This is particularly important for multi-site enterprise opportunities, partner-enabled last-mile services, large quote structures, special pricing, deviations from standard products and solution designs that require coordination between sales, product, engineering and delivery teams. By resolving more decisions during the quoting process, Vodaria Group can reduce rework, improve order quality and accelerate the transition from approved quote to executable order.</w:t>
-          </w:r>
-          <w:r>
-            <w:rPr>
-              <w:color w:val="auto"/>
-            </w:rPr>
-            <w:t/>
+            <w:t xml:space="preserve">Within these governed sales journeys, Hansen CPQ provides the commercial configuration, pricing and quotation capabilities required to support complex telecom opportunities. </w:t>
+          </w:r>
+          <w:r>
+            <w:rPr>
+              <w:color w:val="auto"/>
+            </w:rPr>
+            <w:t xml:space="preserve">Hansen CPQ enables Vodaria Group to support complex wholesale and enterprise selling scenarios through guided configuration, structured quote management, pricing control, approval workflows and validation of commercial and technical constraints before orders enter fulfilment. This is particularly important for multi-site enterprise opportunities, partner-enabled last-mile services, large quote structures, special pricing, deviations from standard products and solution designs that require coordination between sales, product, engineering and </w:t>
           </w:r>
           <w:r>
             <w:rPr>
               <w:color w:val="auto"/>
             </w:rPr>
             <w:lastRenderedPageBreak/>
-            <w:t/>
+            <w:t>delivery teams. By resolving more decisions during the quoting process, Vodaria Group can reduce rework, improve order quality and accelerate the transition from approved quote to executable order.</w:t>
           </w:r>
         </w:p>
         <w:p>
@@ -9400,7 +9400,7 @@
             <w:rPr>
               <w:color w:val="auto"/>
             </w:rPr>
-            <w:t xml:space="preserve">Hansen Order Management provides the orchestration layer that converts approved commercial orders into structured fulfilment activity. It supports order decomposition, workflow control, task coordination, exception and fallout management, milestone visibility, auditability and integration with downstream inventory, orchestration, billing, document generation, partner and operational systems. This gives Vodaria Group a controlled path toward greater automation while retaining the flexibility to integrate with its broader Converged BSS Transformation architecture, including separate network inventory and network orchestration workstreams.</w:t>
+            <w:t>Hansen Order Management provides the orchestration layer that converts approved commercial orders into structured fulfilment activity. It supports order decomposition, workflow control, task coordination, exception and fallout management, milestone visibility, auditability and integration with downstream inventory, orchestration, billing, document generation, partner and operational systems. This gives Vodaria Group a controlled path toward greater automation while retaining the flexibility to integrate with its broader Converged BSS Transformation architecture, including separate network inventory and network orchestration workstreams.</w:t>
           </w:r>
         </w:p>
         <w:p>
@@ -9416,7 +9416,7 @@
               <w:color w:val="auto"/>
               <w:lang w:val="en-GB"/>
             </w:rPr>
-            <w:t xml:space="preserve">Hansen's architecture protects existing technology investments by maintaining clear ownership boundaries across the Converged BSS Transformation ecosystem. This reduces unnecessary customisation and enables Vodaria Group to evolve Lead-to-Order capabilities without constraining future CRM, OSS, inventory or orchestration decisions.</w:t>
+            <w:t>Hansen's architecture protects existing technology investments by maintaining clear ownership boundaries across the Converged BSS Transformation ecosystem. This reduces unnecessary customisation and enables Vodaria Group to evolve Lead-to-Order capabilities without constraining future CRM, OSS, inventory or orchestration decisions.</w:t>
           </w:r>
         </w:p>
         <w:p>
@@ -9433,7 +9433,7 @@
             <w:rPr>
               <w:color w:val="auto"/>
             </w:rPr>
-            <w:t xml:space="preserve">Vodaria Group should also select Hansen because our approach reduces transformation risk. Hansen’s implementation model prioritises configuration before customisation, standards-based integration, clear scope boundaries, phased migration and delivery governance. This enables Vodaria Group to move away from fragmented and manual processes without creating unnecessary bespoke complexity or long-term upgrade risk. Hansen will work with Vodaria Group to validate scope, confirm integration responsibilities, align delivery increments and establish the operating model needed to support sustainable adoption.</w:t>
+            <w:t>Vodaria Group should also select Hansen because our approach reduces transformation risk. Hansen’s implementation model prioritises configuration before customisation, standards-based integration, clear scope boundaries, phased migration and delivery governance. This enables Vodaria Group to move away from fragmented and manual processes without creating unnecessary bespoke complexity or long-term upgrade risk. Hansen will work with Vodaria Group to validate scope, confirm integration responsibilities, align delivery increments and establish the operating model needed to support sustainable adoption.</w:t>
           </w:r>
         </w:p>
         <w:p>
@@ -9449,13 +9449,13 @@
               <w:color w:val="auto"/>
               <w:lang w:val="en-GB"/>
             </w:rPr>
-            <w:t xml:space="preserve">The proposed solution is designed to support the key outcomes Vodaria Group is seeking from Converged BSS Transformation:</w:t>
-          </w:r>
-          <w:r>
-            <w:rPr>
-              <w:color w:val="auto"/>
-            </w:rPr>
-            <w:t/>
+            <w:t xml:space="preserve">The proposed solution is designed to support </w:t>
+          </w:r>
+          <w:r>
+            <w:rPr>
+              <w:color w:val="auto"/>
+            </w:rPr>
+            <w:t>the key outcomes Vodaria Group is seeking from Converged BSS Transformation:</w:t>
           </w:r>
         </w:p>
         <w:p>
@@ -9615,7 +9615,7 @@
               <w:b/>
               <w:color w:val="auto"/>
             </w:rPr>
-            <w:t xml:space="preserve">Integration across the Converged BSS Transformation ecosystem</w:t>
+            <w:t>Integration across the Converged BSS Transformation ecosystem</w:t>
           </w:r>
         </w:p>
         <w:p>
@@ -9743,27 +9743,27 @@
             <w:rPr>
               <w:color w:val="auto"/>
             </w:rPr>
-            <w:t xml:space="preserve">In summary, Hansen offers Vodaria Group more than a CPQ and Order Management platform. We offer a telecom-native, catalog-driven operating foundation for Converged BSS Transformation: one that can help Vodaria Group scale enterprise and wholesale growth, accelerate revenue generation and operational efficiency, reduce operational friction, preserve existing CRM investment and establish a future-ready architecture for automation and continuous innovation. We look forward to partnering with Vodaria Group to deliver a scalable, future-ready Lead-to-Order operating model that supports long-term enterprise growth.</w:t>
-          </w:r>
-          <w:r>
-            <w:rPr>
-              <w:color w:val="auto"/>
-              <w:lang w:val="en-GB"/>
-            </w:rPr>
-            <w:t/>
-          </w:r>
-          <w:r>
-            <w:rPr>
-              <w:color w:val="auto"/>
-            </w:rPr>
-            <w:t/>
-          </w:r>
-          <w:r>
-            <w:rPr>
-              <w:color w:val="auto"/>
-              <w:lang w:val="en-GB"/>
-            </w:rPr>
-            <w:t/>
+            <w:t xml:space="preserve">In summary, Hansen offers Vodaria Group more than a CPQ and Order Management platform. We offer a telecom-native, catalog-driven operating foundation for Converged BSS Transformation: one that can help Vodaria Group scale enterprise and wholesale growth, </w:t>
+          </w:r>
+          <w:r>
+            <w:rPr>
+              <w:color w:val="auto"/>
+              <w:lang w:val="en-GB"/>
+            </w:rPr>
+            <w:t>accelerate revenue generation and operational efficiency</w:t>
+          </w:r>
+          <w:r>
+            <w:rPr>
+              <w:color w:val="auto"/>
+            </w:rPr>
+            <w:t xml:space="preserve">, reduce operational friction, preserve existing CRM investment and establish a future-ready architecture for automation and continuous innovation. </w:t>
+          </w:r>
+          <w:r>
+            <w:rPr>
+              <w:color w:val="auto"/>
+              <w:lang w:val="en-GB"/>
+            </w:rPr>
+            <w:t>We look forward to partnering with Vodaria Group to deliver a scalable, future-ready Lead-to-Order operating model that supports long-term enterprise growth.</w:t>
           </w:r>
         </w:p>
         <w:p>
@@ -9816,7 +9816,7 @@
               <w:szCs w:val="22"/>
               <w:lang w:val="en-GB"/>
             </w:rPr>
-            <w:t xml:space="preserve">For Vodaria Group, the value of this model is not simply processing automation. It creates a common operating framework where sales, product, fulfilment and operational teams work from the same commercial and technical definitions. This reduces manual interpretation, improves consistency across the customer lifecycle and enables Vodaria Group to scale enterprise growth without proportionally increasing operational complexity.</w:t>
+            <w:t>For Vodaria Group, the value of this model is not simply processing automation. It creates a common operating framework where sales, product, fulfilment and operational teams work from the same commercial and technical definitions. This reduces manual interpretation, improves consistency across the customer lifecycle and enables Vodaria Group to scale enterprise growth without proportionally increasing operational complexity.</w:t>
           </w:r>
         </w:p>
         <w:p>
@@ -9882,7 +9882,7 @@
               <w:szCs w:val="22"/>
               <w:lang w:val="en-GB"/>
             </w:rPr>
-            <w:t xml:space="preserve">The future operating model achieves this by providing Vodaria Group with a unified, governed Lead-to-Order framework to manage the complete customer lifecycle from opportunity creation through service delivery. Product definitions, pricing rules, technical constraints and fulfilment logic are centrally governed and consistently applied across sales, quoting, order management and fulfilment processes.</w:t>
+            <w:t>The future operating model achieves this by providing Vodaria Group with a unified, governed Lead-to-Order framework to manage the complete customer lifecycle from opportunity creation through service delivery. Product definitions, pricing rules, technical constraints and fulfilment logic are centrally governed and consistently applied across sales, quoting, order management and fulfilment processes.</w:t>
           </w:r>
         </w:p>
         <w:p>
@@ -9899,7 +9899,7 @@
               <w:szCs w:val="22"/>
               <w:lang w:val="en-GB"/>
             </w:rPr>
-            <w:t xml:space="preserve">Salesforce CRM remains the customer engagement and opportunity management platform, while Hansen Sales Navigator orchestrates Lead-to-Order journeys and Hansen Catalog and CPQ provide guided configuration, pricing, validation and approval capabilities. Upon quote acceptance, Hansen Order Management orchestrates fulfilment activities across inventory, supplier, network and downstream operational systems, providing end-to-end visibility and automation throughout the order journey.</w:t>
+            <w:t>Salesforce CRM remains the customer engagement and opportunity management platform, while Hansen Sales Navigator orchestrates Lead-to-Order journeys and Hansen Catalog and CPQ provide guided configuration, pricing, validation and approval capabilities. Upon quote acceptance, Hansen Order Management orchestrates fulfilment activities across inventory, supplier, network and downstream operational systems, providing end-to-end visibility and automation throughout the order journey.</w:t>
           </w:r>
         </w:p>
         <w:p>
@@ -9916,7 +9916,7 @@
               <w:szCs w:val="22"/>
               <w:lang w:val="en-GB"/>
             </w:rPr>
-            <w:t xml:space="preserve">This operating model reduces manual coordination, improves order accuracy, accelerates product introduction and enables Vodaria Group to scale complex enterprise services without proportionally increasing operational overhead.</w:t>
+            <w:t>This operating model reduces manual coordination, improves order accuracy, accelerates product introduction and enables Vodaria Group to scale complex enterprise services without proportionally increasing operational overhead.</w:t>
           </w:r>
         </w:p>
         <w:p>
@@ -10087,7 +10087,7 @@
                     <w:szCs w:val="22"/>
                     <w:lang w:val="en-GB"/>
                   </w:rPr>
-                  <w:t xml:space="preserve">Salesforce CRM CRM</w:t>
+                  <w:t>Salesforce CRM CRM</w:t>
                 </w:r>
               </w:p>
             </w:tc>
@@ -10672,7 +10672,7 @@
                     <w:szCs w:val="22"/>
                     <w:lang w:val="en-GB"/>
                   </w:rPr>
-                  <w:t xml:space="preserve">Hansen Order Management + Vodaria Group OSS/BSS Ecosystem</w:t>
+                  <w:t>Hansen Order Management + Vodaria Group OSS/BSS Ecosystem</w:t>
                 </w:r>
               </w:p>
             </w:tc>
@@ -10820,7 +10820,7 @@
               <w:szCs w:val="22"/>
               <w:lang w:val="en-GB" w:eastAsia="en-GB"/>
             </w:rPr>
-            <w:t xml:space="preserve">Hansen’s proposed solution principles are intended to reduce delivery risk, protect Vodaria Group's existing investments and support long-term platform evolution.</w:t>
+            <w:t>Hansen’s proposed solution principles are intended to reduce delivery risk, protect Vodaria Group's existing investments and support long-term platform evolution.</w:t>
           </w:r>
         </w:p>
         <w:tbl>
@@ -10896,7 +10896,7 @@
                     <w:szCs w:val="24"/>
                     <w:lang w:val="en-GB" w:eastAsia="en-GB"/>
                   </w:rPr>
-                  <w:t xml:space="preserve">Meaning for Vodaria Group</w:t>
+                  <w:t>Meaning for Vodaria Group</w:t>
                 </w:r>
               </w:p>
             </w:tc>
@@ -10972,7 +10972,7 @@
                     <w:szCs w:val="22"/>
                     <w:lang w:val="en-GB" w:eastAsia="en-GB"/>
                   </w:rPr>
-                  <w:t xml:space="preserve">Enable a modern, scalable platform foundation that supports growth in transaction volumes, global operations, and evolving business requirements through cloud-ready deployment, automated lifecycle management, and standardized operational practices. All Hansen CPQ and Hansen Order Management capabilities should integrate through governed APIs, events and adapters, enabling seamless integration with Salesforce CRM, Inventory, Orchestration, Billing and other Converged BSS Transformation ecosystem components.</w:t>
+                  <w:t>Enable a modern, scalable platform foundation that supports growth in transaction volumes, global operations, and evolving business requirements through cloud-ready deployment, automated lifecycle management, and standardized operational practices. All Hansen CPQ and Hansen Order Management capabilities should integrate through governed APIs, events and adapters, enabling seamless integration with Salesforce CRM, Inventory, Orchestration, Billing and other Converged BSS Transformation ecosystem components.</w:t>
                 </w:r>
               </w:p>
               <w:p>
@@ -11145,7 +11145,7 @@
                     <w:szCs w:val="22"/>
                     <w:lang w:val="en-GB" w:eastAsia="en-GB"/>
                   </w:rPr>
-                  <w:t xml:space="preserve">Salesforce CRM-Centric CRM Integration</w:t>
+                  <w:t>Salesforce CRM-Centric CRM Integration</w:t>
                 </w:r>
               </w:p>
             </w:tc>
@@ -11172,7 +11172,7 @@
                     <w:szCs w:val="22"/>
                     <w:lang w:val="en-GB" w:eastAsia="en-GB"/>
                   </w:rPr>
-                  <w:t xml:space="preserve">Preserves Salesforce CRM as the system of record for customer and opportunity management while leveraging Hansen for telecom-specific CPQ and Order Management capabilities.</w:t>
+                  <w:t>Preserves Salesforce CRM as the system of record for customer and opportunity management while leveraging Hansen for telecom-specific CPQ and Order Management capabilities.</w:t>
                 </w:r>
               </w:p>
             </w:tc>
@@ -11430,7 +11430,7 @@
                     <w:szCs w:val="22"/>
                     <w:lang w:val="en-GB" w:eastAsia="en-GB"/>
                   </w:rPr>
-                  <w:t xml:space="preserve">Security, auditability, access control, traceability and compliance are embedded in the architecture and delivery model from the outset. Each platform owns its domain: Salesforce CRM for CRM, Hansen for Catalog/CPQ/OM and Vodaria Group OSS platforms for network inventory and orchestration.</w:t>
+                  <w:t>Security, auditability, access control, traceability and compliance are embedded in the architecture and delivery model from the outset. Each platform owns its domain: Salesforce CRM for CRM, Hansen for Catalog/CPQ/OM and Vodaria Group OSS platforms for network inventory and orchestration.</w:t>
                 </w:r>
               </w:p>
             </w:tc>
@@ -11463,14 +11463,14 @@
             <w:rPr>
               <w:color w:val="auto"/>
             </w:rPr>
-            <w:t xml:space="preserve">Hansen proposes a catalog-driven Lead-to-Order platform that provides Vodaria Group with a single foundation for product definition, quoting, fulfillment orchestration, and service lifecycle management. The solution is designed to support Vodaria Group's Converged BSS Transformation transformation objectives by replacing fragmented CPQ and Order Management processes with an integrated, standards-based architecture that increases automation, reduces manual coordination, and enables the efficient delivery of both wholesale and enterprise connectivity services. A key objective is to establish the product catalog as the central source of truth, driving commercial and operational processes consistently across the ecosystem.</w:t>
+            <w:t xml:space="preserve">Hansen proposes a catalog-driven Lead-to-Order platform that provides Vodaria Group with a single foundation for product definition, quoting, fulfillment orchestration, and service lifecycle management. The solution is designed to support Vodaria Group's Converged BSS Transformation transformation objectives by replacing </w:t>
           </w:r>
           <w:r>
             <w:rPr>
               <w:color w:val="auto"/>
             </w:rPr>
             <w:lastRenderedPageBreak/>
-            <w:t/>
+            <w:t>fragmented CPQ and Order Management processes with an integrated, standards-based architecture that increases automation, reduces manual coordination, and enables the efficient delivery of both wholesale and enterprise connectivity services. A key objective is to establish the product catalog as the central source of truth, driving commercial and operational processes consistently across the ecosystem.</w:t>
           </w:r>
         </w:p>
         <w:p>
@@ -11545,7 +11545,7 @@
               <w:color w:val="auto"/>
               <w:lang w:val="en-GB"/>
             </w:rPr>
-            <w:t xml:space="preserve">The architecture has been designed around the future operating model shown previously. Rather than viewing Catalog, CPQ and Order Management as separate applications, Vodaria Group should view the solution as a single Lead-to-Order platform where governed product information, commercial processes and fulfilment execution operate together through a shared set of business rules and lifecycle controls.</w:t>
+            <w:t>The architecture has been designed around the future operating model shown previously. Rather than viewing Catalog, CPQ and Order Management as separate applications, Vodaria Group should view the solution as a single Lead-to-Order platform where governed product information, commercial processes and fulfilment execution operate together through a shared set of business rules and lifecycle controls.</w:t>
           </w:r>
         </w:p>
         <w:p>
@@ -11561,13 +11561,13 @@
               <w:color w:val="auto"/>
               <w:lang w:val="en-GB"/>
             </w:rPr>
-            <w:t xml:space="preserve">The architecture is designed to integrate seamlessly with Vodaria Group's evolving Converged BSS Transformation ecosystem, including inventory, resource planning, partner and automation capabilities. By establishing a single commercial and operational foundation, Hansen enables faster product introduction, improved operational consistency, reduced manual effort, and greater scalability as Vodaria Group expands its enterprise services portfolio. </w:t>
-          </w:r>
-          <w:r>
-            <w:rPr>
-              <w:color w:val="auto"/>
-            </w:rPr>
-            <w:t/>
+            <w:t>The architecture is designed to integrate seamlessly with Vodaria Group's evolving Converged BSS Transformation ecosystem, including inventory, resource planning, partner and automation capabilities</w:t>
+          </w:r>
+          <w:r>
+            <w:rPr>
+              <w:color w:val="auto"/>
+            </w:rPr>
+            <w:t xml:space="preserve">. By establishing a single commercial and operational foundation, Hansen enables faster product introduction, improved operational consistency, reduced manual effort, and greater scalability as Vodaria Group expands its enterprise services portfolio. </w:t>
           </w:r>
         </w:p>
         <w:p>
@@ -11705,7 +11705,7 @@
                   <w:cnfStyle w:val="000000100000" w:firstRow="0" w:lastRow="0" w:firstColumn="0" w:lastColumn="0" w:oddVBand="0" w:evenVBand="0" w:oddHBand="1" w:evenHBand="0" w:firstRowFirstColumn="0" w:firstRowLastColumn="0" w:lastRowFirstColumn="0" w:lastRowLastColumn="0"/>
                 </w:pPr>
                 <w:r>
-                  <w:t xml:space="preserve">Salesforce CRM</w:t>
+                  <w:t>Salesforce CRM</w:t>
                 </w:r>
               </w:p>
             </w:tc>
@@ -12054,7 +12054,7 @@
                   <w:cnfStyle w:val="000000100000" w:firstRow="0" w:lastRow="0" w:firstColumn="0" w:lastColumn="0" w:oddVBand="0" w:evenVBand="0" w:oddHBand="1" w:evenHBand="0" w:firstRowFirstColumn="0" w:firstRowLastColumn="0" w:lastRowFirstColumn="0" w:lastRowLastColumn="0"/>
                 </w:pPr>
                 <w:r>
-                  <w:t xml:space="preserve">Vodaria Group OSS/BSS, Inventory, CLM, Billing, Partner and Network Systems</w:t>
+                  <w:t>Vodaria Group OSS/BSS, Inventory, CLM, Billing, Partner and Network Systems</w:t>
                 </w:r>
               </w:p>
             </w:tc>
@@ -12110,7 +12110,7 @@
               <w:sz w:val="22"/>
               <w:szCs w:val="22"/>
             </w:rPr>
-            <w:t xml:space="preserve">The Hansen solution has not been assembled as a collection of disconnected products. Each component supports a specific stage of Vodaria Group's future Lead-to-Order operating model. Together they create a governed process which connects customer demand, product configuration, commercial control and service fulfilment through a single end-to-end operating framework.</w:t>
+            <w:t>The Hansen solution has not been assembled as a collection of disconnected products. Each component supports a specific stage of Vodaria Group's future Lead-to-Order operating model. Together they create a governed process which connects customer demand, product configuration, commercial control and service fulfilment through a single end-to-end operating framework.</w:t>
           </w:r>
         </w:p>
         <w:p>
@@ -12129,7 +12129,7 @@
               <w:sz w:val="22"/>
               <w:szCs w:val="22"/>
             </w:rPr>
-            <w:t xml:space="preserve">The objective is not merely to replace existing CPQ and Order Management capabilities. The objective is to provide Vodaria Group with a scalable foundation capable of supporting increasingly complex enterprise opportunities, reducing manual coordination, improving quote quality and creating the operational flexibility required for future growth.</w:t>
+            <w:t>The objective is not merely to replace existing CPQ and Order Management capabilities. The objective is to provide Vodaria Group with a scalable foundation capable of supporting increasingly complex enterprise opportunities, reducing manual coordination, improving quote quality and creating the operational flexibility required for future growth.</w:t>
           </w:r>
         </w:p>
         <w:tbl>
@@ -12192,7 +12192,7 @@
                     <w:sz w:val="28"/>
                     <w:szCs w:val="24"/>
                   </w:rPr>
-                  <w:t xml:space="preserve">Role in Vodaria Group Converged BSS Transformation</w:t>
+                  <w:t>Role in Vodaria Group Converged BSS Transformation</w:t>
                 </w:r>
               </w:p>
             </w:tc>
@@ -12248,7 +12248,7 @@
                   <w:cnfStyle w:val="000000100000" w:firstRow="0" w:lastRow="0" w:firstColumn="0" w:lastColumn="0" w:oddVBand="0" w:evenVBand="0" w:oddHBand="1" w:evenHBand="0" w:firstRowFirstColumn="0" w:firstRowLastColumn="0" w:lastRowFirstColumn="0" w:lastRowLastColumn="0"/>
                 </w:pPr>
                 <w:r>
-                  <w:t xml:space="preserve">Strategic system of record for all commercial, service and resource definitions, providing the single source of truth that drives sales, fulfilment and lifecycle processes across the Converged BSS Transformation ecosystem.</w:t>
+                  <w:t>Strategic system of record for all commercial, service and resource definitions, providing the single source of truth that drives sales, fulfilment and lifecycle processes across the Converged BSS Transformation ecosystem.</w:t>
                 </w:r>
               </w:p>
             </w:tc>
@@ -12349,7 +12349,7 @@
                   <w:cnfStyle w:val="000000100000" w:firstRow="0" w:lastRow="0" w:firstColumn="0" w:lastColumn="0" w:oddVBand="0" w:evenVBand="0" w:oddHBand="1" w:evenHBand="0" w:firstRowFirstColumn="0" w:firstRowLastColumn="0" w:lastRowFirstColumn="0" w:lastRowLastColumn="0"/>
                 </w:pPr>
                 <w:r>
-                  <w:t xml:space="preserve">Supports complex telecom and enterprise services; large multi-site opportunities; guided selling and validation; integrated commercial and technical design; Salesforce CRM-integrated experience; API-first and TMF-aligned architecture.</w:t>
+                  <w:t>Supports complex telecom and enterprise services; large multi-site opportunities; guided selling and validation; integrated commercial and technical design; Salesforce CRM-integrated experience; API-first and TMF-aligned architecture.</w:t>
                 </w:r>
               </w:p>
             </w:tc>
@@ -12385,11 +12385,11 @@
                   </w:rPr>
                 </w:pPr>
                 <w:r>
-                  <w:t xml:space="preserve">Unified sales journey orchestration platform enabling Vodaria Group to design, manage and continuously evolve customer and sales processes across wholesale and enterprise channels. Sales Navigator orchestrates lead-to-order journeys, coordinates interactions between Salesforce CRM, CPQ and downstream systems, and provides a configurable framework for approvals, negotiations, governance and customer engagement.</w:t>
+                  <w:t xml:space="preserve">Unified sales journey orchestration platform enabling Vodaria Group to </w:t>
                 </w:r>
                 <w:r>
                   <w:lastRenderedPageBreak/>
-                  <w:t/>
+                  <w:t>design, manage and continuously evolve customer and sales processes across wholesale and enterprise channels. Sales Navigator orchestrates lead-to-order journeys, coordinates interactions between Salesforce CRM, CPQ and downstream systems, and provides a configurable framework for approvals, negotiations, governance and customer engagement.</w:t>
                 </w:r>
               </w:p>
             </w:tc>
@@ -12407,11 +12407,11 @@
                 </w:pPr>
                 <w:r>
                   <w:lastRenderedPageBreak/>
-                  <w:t xml:space="preserve">Configuration-driven journey orchestration; TMF701-aligned process management; rapid deployment of channel-specific customer journeys; reusable business capabilities and process patterns; accelerated time-to-market for new sales processes and offerings; reduced complexity through low-code configuration; seamless integration with Salesforce CRM, CPQ and external systems; enables continuous business innovation and agility without extensive redevelopment.</w:t>
+                  <w:t xml:space="preserve">Configuration-driven journey orchestration; TMF701-aligned process </w:t>
                 </w:r>
                 <w:r>
                   <w:lastRenderedPageBreak/>
-                  <w:t/>
+                  <w:t>management; rapid deployment of channel-specific customer journeys; reusable business capabilities and process patterns; accelerated time-to-market for new sales processes and offerings; reduced complexity through low-code configuration; seamless integration with Salesforce CRM, CPQ and external systems; enables continuous business innovation and agility without extensive redevelopment.</w:t>
                 </w:r>
               </w:p>
             </w:tc>
@@ -12499,7 +12499,7 @@
                   <w:cnfStyle w:val="000000000000" w:firstRow="0" w:lastRow="0" w:firstColumn="0" w:lastColumn="0" w:oddVBand="0" w:evenVBand="0" w:oddHBand="0" w:evenHBand="0" w:firstRowFirstColumn="0" w:firstRowLastColumn="0" w:lastRowFirstColumn="0" w:lastRowLastColumn="0"/>
                 </w:pPr>
                 <w:r>
-                  <w:t xml:space="preserve">Useful where Vodaria Group wants Hansen to support or pitch into the Network Inventory workstream. Complete customer service view; supports modifications and lifecycle changes; bridges commercial and operational domains; potential alignment with broader inventory transformation initiatives where appropriate.</w:t>
+                  <w:t>Useful where Vodaria Group wants Hansen to support or pitch into the Network Inventory workstream. Complete customer service view; supports modifications and lifecycle changes; bridges commercial and operational domains; potential alignment with broader inventory transformation initiatives where appropriate.</w:t>
                 </w:r>
               </w:p>
             </w:tc>
@@ -12544,7 +12544,7 @@
                   <w:cnfStyle w:val="000000100000" w:firstRow="0" w:lastRow="0" w:firstColumn="0" w:lastColumn="0" w:oddVBand="0" w:evenVBand="0" w:oddHBand="1" w:evenHBand="0" w:firstRowFirstColumn="0" w:firstRowLastColumn="0" w:lastRowFirstColumn="0" w:lastRowLastColumn="0"/>
                 </w:pPr>
                 <w:r>
-                  <w:t xml:space="preserve">KPI and operational performance reporting; process visibility; fulfilment and order analytics; configurable dashboards; deployed subject to Vodaria Group data governance, security and reporting strategy.</w:t>
+                  <w:t>KPI and operational performance reporting; process visibility; fulfilment and order analytics; configurable dashboards; deployed subject to Vodaria Group data governance, security and reporting strategy.</w:t>
                 </w:r>
               </w:p>
             </w:tc>
@@ -12573,7 +12573,7 @@
                   <w:cnfStyle w:val="000000000000" w:firstRow="0" w:lastRow="0" w:firstColumn="0" w:lastColumn="0" w:oddVBand="0" w:evenVBand="0" w:oddHBand="0" w:evenHBand="0" w:firstRowFirstColumn="0" w:firstRowLastColumn="0" w:lastRowFirstColumn="0" w:lastRowLastColumn="0"/>
                 </w:pPr>
                 <w:r>
-                  <w:t xml:space="preserve">Future-ready innovation layer enabling intelligent assistance, workflow optimization and operational automation as part of Vodaria Group's long-term digital transformation roadmap.</w:t>
+                  <w:t>Future-ready innovation layer enabling intelligent assistance, workflow optimization and operational automation as part of Vodaria Group's long-term digital transformation roadmap.</w:t>
                 </w:r>
               </w:p>
             </w:tc>
@@ -12619,7 +12619,7 @@
             <w:rPr>
               <w:color w:val="auto"/>
             </w:rPr>
-            <w:t xml:space="preserve">The proposed Hansen solution has been designed to address Vodaria Group's key Converged BSS Transformation requirements through a unified, catalog-driven Lead-to-Order architecture. By combining Hansen Sales Navigator, Catalog, Catalog Services, CPQ and Order Management with Salesforce CRM and the broader Converged BSS Transformation ecosystem, the solution enables governed sales processes, accurate solution design, commercial control and automated fulfilment orchestration. The following sections describe how the proposed solution aligns with Vodaria Group's priority business and technical requirements.</w:t>
+            <w:t>The proposed Hansen solution has been designed to address Vodaria Group's key Converged BSS Transformation requirements through a unified, catalog-driven Lead-to-Order architecture. By combining Hansen Sales Navigator, Catalog, Catalog Services, CPQ and Order Management with Salesforce CRM and the broader Converged BSS Transformation ecosystem, the solution enables governed sales processes, accurate solution design, commercial control and automated fulfilment orchestration. The following sections describe how the proposed solution aligns with Vodaria Group's priority business and technical requirements.</w:t>
           </w:r>
         </w:p>
         <w:p>
@@ -12631,7 +12631,7 @@
               <w:i/>
               <w:color w:val="7F7F7F"/>
             </w:rPr>
-            <w:t xml:space="preserve">Figure: Vodaria target lead-to-order architecture (Hansen Catalog, CPQ, Order Management integrated with Salesforce CRM).</w:t>
+            <w:t>Figure: Vodaria target lead-to-order architecture (Hansen Catalog, CPQ, Order Management integrated with Salesforce CRM).</w:t>
           </w:r>
         </w:p>
         <w:p>
@@ -12640,7 +12640,7 @@
           </w:pPr>
           <w:bookmarkStart w:id="8" w:name="_Toc239002153"/>
           <w:r>
-            <w:t xml:space="preserve">Salesforce CRM Integration</w:t>
+            <w:t>Salesforce CRM Integration</w:t>
           </w:r>
           <w:bookmarkEnd w:id="8"/>
         </w:p>
@@ -12661,14 +12661,14 @@
               <w:szCs w:val="22"/>
               <w:lang w:val="en-GB" w:eastAsia="en-GB"/>
             </w:rPr>
-            <w:t xml:space="preserve">Hansen enables Vodaria Group to retain Salesforce CRM while introducing specialist Telecom Lead-to-Order capabilities through Hansen Catalog, Sales Navigator and CPQ. This approach allows Vodaria Group to preserve existing Salesforce CRM investments and user processes while introducing specialist telecom configuration, pricing and order orchestration capabilities where they are required. The result is lower transformation risk, reduced CRM customization and greater flexibility to evolve future business capabilities independently.</w:t>
+            <w:t>Hansen enables Vodaria Group to retain Salesforce CRM while introducing specialist Telecom Lead-to-Order capabilities through Hansen Catalog, Sales Navigator and CPQ</w:t>
           </w:r>
           <w:r>
             <w:rPr>
               <w:color w:val="auto"/>
               <w:szCs w:val="22"/>
             </w:rPr>
-            <w:t/>
+            <w:t>. This approach allows Vodaria Group to preserve existing Salesforce CRM investments and user processes while introducing specialist telecom configuration, pricing and order orchestration capabilities where they are required. The result is lower transformation risk, reduced CRM customization and greater flexibility to evolve future business capabilities independently.</w:t>
           </w:r>
         </w:p>
         <w:p>
@@ -12686,7 +12686,7 @@
               <w:color w:val="auto"/>
               <w:szCs w:val="22"/>
             </w:rPr>
-            <w:t xml:space="preserve">Opportunities created in Salesforce CRM seamlessly launch into Hansen's guided sales journey, where users are led through qualification, commercial and technical design, pricing, negotiations, approvals, framework agreement creation, and order capture within a single end-to-end experience. Through Hansen Sales Navigator, customer journeys are dynamically orchestrated based on product selection, customer requirements, SLA commitments, location, and commercial policies, providing a flexible and adaptive sales process rather than a fixed workflow.</w:t>
+            <w:t>Opportunities created in Salesforce CRM seamlessly launch into Hansen's guided sales journey, where users are led through qualification, commercial and technical design, pricing, negotiations, approvals, framework agreement creation, and order capture within a single end-to-end experience. Through Hansen Sales Navigator, customer journeys are dynamically orchestrated based on product selection, customer requirements, SLA commitments, location, and commercial policies, providing a flexible and adaptive sales process rather than a fixed workflow.</w:t>
           </w:r>
         </w:p>
         <w:p>
@@ -12781,7 +12781,7 @@
             <w:rPr>
               <w:color w:val="auto"/>
             </w:rPr>
-            <w:t xml:space="preserve">Hansen Catalog serves as the central source of truth for Vodaria Group's product portfolio, providing governed definitions of commercial products, services, resources, pricing structures, eligibility criteria, compatibility rules, geographical constraints, technical dependencies and lifecycle policies. Catalog ensures that all sales channels, quoting processes and downstream fulfilment activities operate from the same controlled product and commercial model, reducing duplication, improving consistency and accelerating the introduction of new offerings. Hansen Catalog Services exposes these definitions and rules through reusable APIs, enabling real-time product discovery, configuration validation, pricing support and technical rule enforcement across the Lead-to-Order ecosystem.</w:t>
+            <w:t>Hansen Catalog serves as the central source of truth for Vodaria Group's product portfolio, providing governed definitions of commercial products, services, resources, pricing structures, eligibility criteria, compatibility rules, geographical constraints, technical dependencies and lifecycle policies. Catalog ensures that all sales channels, quoting processes and downstream fulfilment activities operate from the same controlled product and commercial model, reducing duplication, improving consistency and accelerating the introduction of new offerings. Hansen Catalog Services exposes these definitions and rules through reusable APIs, enabling real-time product discovery, configuration validation, pricing support and technical rule enforcement across the Lead-to-Order ecosystem.</w:t>
           </w:r>
         </w:p>
         <w:p>
@@ -12808,7 +12808,7 @@
               <w:color w:val="auto"/>
             </w:rPr>
             <w:lastRenderedPageBreak/>
-            <w:t xml:space="preserve">The Hansen CPQ sales process can be configured to include the required steps once all the requirements are known. These activities are orchestrated through configurable Hansen CPQ workflows and sales journeys, allowing Vodaria Group to evolve the process over time without requiring significant redevelopment. By combining catalog-driven governance with guided sales orchestration, Hansen enables Vodaria Group to improve quote accuracy, reduce manual coordination, validate technical feasibility earlier in the sales cycle and accelerate progression from opportunity to fulfilment-ready order.</w:t>
+            <w:t>The Hansen CPQ sales process can be configured to include the required steps once all the requirements are known. These activities are orchestrated through configurable Hansen CPQ workflows and sales journeys, allowing Vodaria Group to evolve the process over time without requiring significant redevelopment. By combining catalog-driven governance with guided sales orchestration, Hansen enables Vodaria Group to improve quote accuracy, reduce manual coordination, validate technical feasibility earlier in the sales cycle and accelerate progression from opportunity to fulfilment-ready order.</w:t>
           </w:r>
         </w:p>
         <w:p>
@@ -12822,7 +12822,7 @@
             <w:rPr>
               <w:color w:val="auto"/>
             </w:rPr>
-            <w:t xml:space="preserve">Hansen CPQ supports multi-currency sales and quoting processes, enabling Vodaria Group to manage global customer opportunities, apply currency-specific pricing and commercial terms, and maintain consistent governance across pricing, negotiation and approval workflows.</w:t>
+            <w:t>Hansen CPQ supports multi-currency sales and quoting processes, enabling Vodaria Group to manage global customer opportunities, apply currency-specific pricing and commercial terms, and maintain consistent governance across pricing, negotiation and approval workflows.</w:t>
           </w:r>
         </w:p>
         <w:p>
@@ -13096,7 +13096,7 @@
               <w:szCs w:val="22"/>
               <w:lang w:val="en-GB"/>
             </w:rPr>
-            <w:t xml:space="preserve">This approach is particularly valuable for Vodaria Group's enterprise customers where commercial agreements often span multiple locations, services, commitments and ordering events over extended contract periods.</w:t>
+            <w:t>This approach is particularly valuable for Vodaria Group's enterprise customers where commercial agreements often span multiple locations, services, commitments and ordering events over extended contract periods.</w:t>
           </w:r>
         </w:p>
         <w:p>
@@ -13120,7 +13120,7 @@
               <w:i/>
               <w:color w:val="7F7F7F"/>
             </w:rPr>
-            <w:t xml:space="preserve">Figure: Vodaria target lead-to-order architecture (Hansen Catalog, CPQ, Order Management integrated with Salesforce CRM).</w:t>
+            <w:t>Figure: Vodaria target lead-to-order architecture (Hansen Catalog, CPQ, Order Management integrated with Salesforce CRM).</w:t>
           </w:r>
         </w:p>
         <w:p>
@@ -13159,7 +13159,7 @@
               <w:color w:val="auto"/>
               <w:lang w:val="en-GB"/>
             </w:rPr>
-            <w:t xml:space="preserve">Once a customer contract or framework agreement is established, ordering against the agreed commercial terms should be simple, fast and predictable. This requires every ordering journey to apply three fundamental controls consistently, irrespective of whether the order originates through Salesforce CRM, an assisted sales journey, a digital channel, a partner interface or an API:</w:t>
+            <w:t xml:space="preserve">Once a customer contract or framework agreement is established, ordering against the agreed commercial terms should be simple, fast and predictable. This requires every ordering journey to apply three </w:t>
           </w:r>
           <w:r>
             <w:rPr>
@@ -13167,7 +13167,7 @@
               <w:lang w:val="en-GB"/>
             </w:rPr>
             <w:lastRenderedPageBreak/>
-            <w:t/>
+            <w:t>fundamental controls consistently, irrespective of whether the order originates through Salesforce CRM, an assisted sales journey, a digital channel, a partner interface or an API:</w:t>
           </w:r>
         </w:p>
         <w:p>
@@ -13278,7 +13278,7 @@
               <w:color w:val="auto"/>
               <w:lang w:val="en-GB"/>
             </w:rPr>
-            <w:t xml:space="preserve">The proposed Hansen solution addresses this by maintaining a persistent relationship between the applicable Commercial Agreement and each resulting order. Contract eligibility, commitments, negotiated pricing and other applicable commercial terms are validated as part of the order capture journey, helping ensure that the same governed outcome is achieved regardless of the channel through which the order is submitted. This provides Vodaria Group with a consistent and traceable Contract-to-Order process while reducing manual interpretation, commercial leakage and downstream order fallout.</w:t>
+            <w:t>The proposed Hansen solution addresses this by maintaining a persistent relationship between the applicable Commercial Agreement and each resulting order. Contract eligibility, commitments, negotiated pricing and other applicable commercial terms are validated as part of the order capture journey, helping ensure that the same governed outcome is achieved regardless of the channel through which the order is submitted. This provides Vodaria Group with a consistent and traceable Contract-to-Order process while reducing manual interpretation, commercial leakage and downstream order fallout.</w:t>
           </w:r>
         </w:p>
         <w:p>
@@ -13287,7 +13287,7 @@
               <w:i/>
               <w:color w:val="7F7F7F"/>
             </w:rPr>
-            <w:t xml:space="preserve">Figure: Vodaria target lead-to-order architecture (Hansen Catalog, CPQ, Order Management integrated with Salesforce CRM).</w:t>
+            <w:t>Figure: Vodaria target lead-to-order architecture (Hansen Catalog, CPQ, Order Management integrated with Salesforce CRM).</w:t>
           </w:r>
         </w:p>
         <w:p/>
@@ -13415,7 +13415,7 @@
               <w:color w:val="auto"/>
               <w:lang w:val="en-GB"/>
             </w:rPr>
-            <w:t xml:space="preserve">Once validation is complete, Hansen CPQ creates a structured order containing the agreed products, pricing and contract references, and submits it to Hansen Order Management for orchestration and fulfilment. This provides Vodaria Group with a governed and scalable Contract-to-Order process while maintaining traceability between the Commercial Agreement, Order and downstream fulfilment activities.</w:t>
+            <w:t>Once validation is complete, Hansen CPQ creates a structured order containing the agreed products, pricing and contract references, and submits it to Hansen Order Management for orchestration and fulfilment. This provides Vodaria Group with a governed and scalable Contract-to-Order process while maintaining traceability between the Commercial Agreement, Order and downstream fulfilment activities.</w:t>
           </w:r>
         </w:p>
         <w:p>
@@ -13438,7 +13438,7 @@
               <w:i/>
               <w:color w:val="7F7F7F"/>
             </w:rPr>
-            <w:t xml:space="preserve">Figure: Vodaria target lead-to-order architecture (Hansen Catalog, CPQ, Order Management integrated with Salesforce CRM).</w:t>
+            <w:t>Figure: Vodaria target lead-to-order architecture (Hansen Catalog, CPQ, Order Management integrated with Salesforce CRM).</w:t>
           </w:r>
         </w:p>
         <w:p>
@@ -13537,7 +13537,7 @@
               <w:color w:val="auto"/>
               <w:lang w:val="en-GB"/>
             </w:rPr>
-            <w:t xml:space="preserve">This approach is particularly valuable for Vodaria Group's enterprise services, where multi-site customer deployments may involve different delivery schedules, supplier dependencies and fulfilment outcomes. By combining a single commercial order with independently managed fulfilment units, Vodaria Group gains improved operational visibility, greater control over complex deliveries and clear tracking of fulfilment progress across large-scale customer implementations.</w:t>
+            <w:t>This approach is particularly valuable for Vodaria Group's enterprise services, where multi-site customer deployments may involve different delivery schedules, supplier dependencies and fulfilment outcomes. By combining a single commercial order with independently managed fulfilment units, Vodaria Group gains improved operational visibility, greater control over complex deliveries and clear tracking of fulfilment progress across large-scale customer implementations.</w:t>
           </w:r>
         </w:p>
         <w:p>
@@ -13609,7 +13609,7 @@
               <w:color w:val="auto"/>
               <w:lang w:val="en-GB"/>
             </w:rPr>
-            <w:t xml:space="preserve">Throughout fulfilment, Hansen Order Management provides end-to-end visibility of order progress, milestones, exceptions and fulfilment outcomes. Status updates can be exposed to upstream systems and customer channels, enabling sales, operations and customer-facing teams to track delivery progress, monitor dependencies and proactively manage fulfilment exceptions. This provides Vodaria Group with a scalable and controlled fulfilment model that improves operational transparency, supports high-volume order processing and reduces manual coordination across the lead-to-order lifecycle.</w:t>
+            <w:t>Throughout fulfilment, Hansen Order Management provides end-to-end visibility of order progress, milestones, exceptions and fulfilment outcomes. Status updates can be exposed to upstream systems and customer channels, enabling sales, operations and customer-facing teams to track delivery progress, monitor dependencies and proactively manage fulfilment exceptions. This provides Vodaria Group with a scalable and controlled fulfilment model that improves operational transparency, supports high-volume order processing and reduces manual coordination across the lead-to-order lifecycle.</w:t>
           </w:r>
         </w:p>
         <w:p>
@@ -13640,7 +13640,7 @@
             <w:rPr>
               <w:color w:val="auto"/>
             </w:rPr>
-            <w:t xml:space="preserve">The Hansen suite can integrate with Vodaria Group and third-party interfaces, enabling accurate quoting and order fulfillment, fetching/posting data and enriching the sales and order journeys.</w:t>
+            <w:t>The Hansen suite can integrate with Vodaria Group and third-party interfaces, enabling accurate quoting and order fulfillment, fetching/posting data and enriching the sales and order journeys.</w:t>
           </w:r>
         </w:p>
         <w:p>
@@ -13671,7 +13671,7 @@
             <w:rPr>
               <w:color w:val="auto"/>
             </w:rPr>
-            <w:t xml:space="preserve">Integrate with Vodaria Group Resource Planning to confirm resource reservations, and trigger follow-up handling if there are any availability issues</w:t>
+            <w:t>Integrate with Vodaria Group Resource Planning to confirm resource reservations, and trigger follow-up handling if there are any availability issues</w:t>
           </w:r>
         </w:p>
         <w:p>
@@ -13707,7 +13707,7 @@
             <w:rPr>
               <w:color w:val="auto"/>
             </w:rPr>
-            <w:t xml:space="preserve">Send service details to Vodaria Group Network Planning and Service Activation APIs to ensure that customer services are built and configured to match what was quoted;</w:t>
+            <w:t>Send service details to Vodaria Group Network Planning and Service Activation APIs to ensure that customer services are built and configured to match what was quoted;</w:t>
           </w:r>
         </w:p>
         <w:p>
@@ -13761,7 +13761,7 @@
             <w:rPr>
               <w:color w:val="auto"/>
             </w:rPr>
-            <w:t xml:space="preserve">Integrate with Vodaria Group Network Services to request network diagrams and circuit layouts.</w:t>
+            <w:t>Integrate with Vodaria Group Network Services to request network diagrams and circuit layouts.</w:t>
           </w:r>
         </w:p>
         <w:p>
@@ -13827,7 +13827,7 @@
               <w:color w:val="auto"/>
               <w:szCs w:val="22"/>
             </w:rPr>
-            <w:t xml:space="preserve">Examples of how PI can support Vodaria Group:</w:t>
+            <w:t>Examples of how PI can support Vodaria Group:</w:t>
           </w:r>
         </w:p>
         <w:p>
@@ -14000,7 +14000,7 @@
               <w:szCs w:val="22"/>
               <w:lang w:val="en-GB"/>
             </w:rPr>
-            <w:t xml:space="preserve">Examples of how OM can support Vodaria Group:</w:t>
+            <w:t>Examples of how OM can support Vodaria Group:</w:t>
           </w:r>
         </w:p>
         <w:p>
@@ -14261,7 +14261,7 @@
               <w:szCs w:val="22"/>
               <w:lang w:val="en-GB" w:eastAsia="en-GB"/>
             </w:rPr>
-            <w:t xml:space="preserve">As Vodaria Group's automation and innovation strategy evolves, Hansen's vision is to support a standardized ecosystem of AI agents capable of securely interacting with CRM, CPQ, Catalog, Contract Management, Order Management, Product Inventory and network domains through MCP-aligned integration patterns. This foundation enables future use cases such as customer intent-to-solution generation, automated service qualification and feasibility assessment, intelligent commercial recommendations, contract renewal assistance, proactive order assurance, service impact analysis and AI-assisted operational support.</w:t>
+            <w:t>As Vodaria Group's automation and innovation strategy evolves, Hansen's vision is to support a standardized ecosystem of AI agents capable of securely interacting with CRM, CPQ, Catalog, Contract Management, Order Management, Product Inventory and network domains through MCP-aligned integration patterns. This foundation enables future use cases such as customer intent-to-solution generation, automated service qualification and feasibility assessment, intelligent commercial recommendations, contract renewal assistance, proactive order assurance, service impact analysis and AI-assisted operational support.</w:t>
           </w:r>
         </w:p>
         <w:p>
@@ -14281,7 +14281,7 @@
               <w:szCs w:val="22"/>
               <w:lang w:val="en-GB" w:eastAsia="en-GB"/>
             </w:rPr>
-            <w:t xml:space="preserve">By leveraging open interfaces, governed access to business capabilities and human-in-the-loop controls, Vodaria Group can progressively introduce AI-driven automation while maintaining appropriate security, transparency, auditability and alignment with enterprise governance requirements. Hansen's API-first architecture and ongoing AI investment provide a flexible foundation for adopting both Hansen-delivered and third-party AI agents as business requirements continue to evolve.</w:t>
+            <w:t>By leveraging open interfaces, governed access to business capabilities and human-in-the-loop controls, Vodaria Group can progressively introduce AI-driven automation while maintaining appropriate security, transparency, auditability and alignment with enterprise governance requirements. Hansen's API-first architecture and ongoing AI investment provide a flexible foundation for adopting both Hansen-delivered and third-party AI agents as business requirements continue to evolve.</w:t>
           </w:r>
         </w:p>
         <w:p>
@@ -14397,7 +14397,7 @@
                   <w:rPr>
                     <w:color w:val="333333" w:themeColor="text1"/>
                   </w:rPr>
-                  <w:t xml:space="preserve">Salesforce CRM CRM integration</w:t>
+                  <w:t>Salesforce CRM CRM integration</w:t>
                 </w:r>
               </w:p>
             </w:tc>
@@ -14419,7 +14419,7 @@
                     <w:color w:val="333333" w:themeColor="text1"/>
                     <w:lang w:val="en-GB"/>
                   </w:rPr>
-                  <w:t xml:space="preserve">Salesforce CRM remains the system of record for customer and opportunity management while Hansen delivers specialist Lead-to-Order capabilities through API-led integration.</w:t>
+                  <w:t>Salesforce CRM remains the system of record for customer and opportunity management while Hansen delivers specialist Lead-to-Order capabilities through API-led integration.</w:t>
                 </w:r>
               </w:p>
             </w:tc>
@@ -14461,7 +14461,7 @@
                   <w:rPr>
                     <w:color w:val="333333" w:themeColor="text1"/>
                   </w:rPr>
-                  <w:t xml:space="preserve">The solution supports both assisted and digital engagement models through a common set of CPQ and Catalog services. Whether accessed through Salesforce CRM, customer portals, partner channels or API-driven applications, the same product definitions, commercial rules, technical validations and pricing logic are consistently applied, ensuring a unified customer experience across all channels.</w:t>
+                  <w:t>The solution supports both assisted and digital engagement models through a common set of CPQ and Catalog services. Whether accessed through Salesforce CRM, customer portals, partner channels or API-driven applications, the same product definitions, commercial rules, technical validations and pricing logic are consistently applied, ensuring a unified customer experience across all channels.</w:t>
                 </w:r>
               </w:p>
             </w:tc>
@@ -14506,7 +14506,7 @@
                   <w:rPr>
                     <w:color w:val="333333" w:themeColor="text1"/>
                   </w:rPr>
-                  <w:t xml:space="preserve">Hansen Order Management provides the orchestration layer between customer orders and downstream fulfilment systems. Through open APIs, integration adapters and alignment with Vodaria Group's integration architecture, the solution enables connectivity to inventory, service fulfilment, network orchestration, billing, workforce management and partner platforms, supporting end-to-end service delivery automation.</w:t>
+                  <w:t>Hansen Order Management provides the orchestration layer between customer orders and downstream fulfilment systems. Through open APIs, integration adapters and alignment with Vodaria Group's integration architecture, the solution enables connectivity to inventory, service fulfilment, network orchestration, billing, workforce management and partner platforms, supporting end-to-end service delivery automation.</w:t>
                 </w:r>
               </w:p>
             </w:tc>
@@ -14593,7 +14593,7 @@
                   <w:rPr>
                     <w:color w:val="333333" w:themeColor="text1"/>
                   </w:rPr>
-                  <w:t xml:space="preserve">The Hansen platform is designed around open, standards-based integration principles, allowing Vodaria Group to evolve its application landscape without introducing unnecessary dependency on bespoke customizations. Productized APIs, configuration-driven capabilities and controlled extension points provide flexibility for future business requirements while maintaining a sustainable and upgradeable solution architecture.</w:t>
+                  <w:t>The Hansen platform is designed around open, standards-based integration principles, allowing Vodaria Group to evolve its application landscape without introducing unnecessary dependency on bespoke customizations. Productized APIs, configuration-driven capabilities and controlled extension points provide flexibility for future business requirements while maintaining a sustainable and upgradeable solution architecture.</w:t>
                 </w:r>
               </w:p>
             </w:tc>
@@ -14639,7 +14639,7 @@
               <w:szCs w:val="22"/>
               <w:lang w:val="en-GB" w:eastAsia="en-GB"/>
             </w:rPr>
-            <w:t xml:space="preserve">The primary objective of Converged BSS Transformation is to establish a governed, scalable and data-driven Lead-to-Order operating model. Once this foundation is established, Vodaria Group will be positioned to introduce higher levels of automation, analytics and AI-driven assistance across sales, delivery and operational processes.</w:t>
+            <w:t>The primary objective of Converged BSS Transformation is to establish a governed, scalable and data-driven Lead-to-Order operating model. Once this foundation is established, Vodaria Group will be positioned to introduce higher levels of automation, analytics and AI-driven assistance across sales, delivery and operational processes.</w:t>
           </w:r>
         </w:p>
         <w:p>
@@ -14655,7 +14655,7 @@
               <w:szCs w:val="22"/>
             </w:rPr>
             <w:lastRenderedPageBreak/>
-            <w:t xml:space="preserve">The proposed Hansen solution provides a scalable, catalog-driven foundation that enables Vodaria Group to progressively automate processes, simplify operations and accelerate service innovation without requiring major architectural change.</w:t>
+            <w:t>The proposed Hansen solution provides a scalable, catalog-driven foundation that enables Vodaria Group to progressively automate processes, simplify operations and accelerate service innovation without requiring major architectural change.</w:t>
           </w:r>
         </w:p>
         <w:p>
@@ -14887,7 +14887,7 @@
               <w:color w:val="auto"/>
               <w:szCs w:val="22"/>
             </w:rPr>
-            <w:t xml:space="preserve">Hansen views AI as an accelerator for productivity, decision support and operational efficiency rather than a dependency for core business processes. The proposed solution creates a governed foundation of product, pricing, configuration and order data that can support future AI-enabled capabilities as Vodaria Group's innovation strategy evolves.</w:t>
+            <w:t>Hansen views AI as an accelerator for productivity, decision support and operational efficiency rather than a dependency for core business processes. The proposed solution creates a governed foundation of product, pricing, configuration and order data that can support future AI-enabled capabilities as Vodaria Group's innovation strategy evolves.</w:t>
           </w:r>
         </w:p>
         <w:p>
@@ -15057,7 +15057,7 @@
               <w:color w:val="auto"/>
               <w:szCs w:val="22"/>
             </w:rPr>
-            <w:t xml:space="preserve">Any future AI-enabled capabilities would operate within Vodaria Group's approved data governance, security and compliance framework, incorporating role-based access controls, auditability and appropriate human oversight. The use of customer, ordering or operational data for AI training, analytics or optimization activities would be subject to Vodaria Group's policies, permissions and approval processes.</w:t>
+            <w:t>Any future AI-enabled capabilities would operate within Vodaria Group's approved data governance, security and compliance framework, incorporating role-based access controls, auditability and appropriate human oversight. The use of customer, ordering or operational data for AI training, analytics or optimization activities would be subject to Vodaria Group's policies, permissions and approval processes.</w:t>
           </w:r>
         </w:p>
         <w:p>
@@ -15101,7 +15101,7 @@
               <w:lang w:val="en-GB"/>
             </w:rPr>
             <w:lastRenderedPageBreak/>
-            <w:t xml:space="preserve">Hansen's open, standards-aligned architecture provides a foundation for continuous innovation across the Converged BSS Transformation ecosystem. Through governed APIs, event-driven integration and reusable platform capabilities, Vodaria Group can evolve its technology landscape by introducing new digital channels, partner ecosystems, orchestration platforms, automation technologies and future AI-driven capabilities without requiring fundamental architectural change. This approach protects existing investments while providing the flexibility to adopt emerging technologies, industry standards and future innovation initiatives as business needs evolve.</w:t>
+            <w:t>Hansen's open, standards-aligned architecture provides a foundation for continuous innovation across the Converged BSS Transformation ecosystem. Through governed APIs, event-driven integration and reusable platform capabilities, Vodaria Group can evolve its technology landscape by introducing new digital channels, partner ecosystems, orchestration platforms, automation technologies and future AI-driven capabilities without requiring fundamental architectural change. This approach protects existing investments while providing the flexibility to adopt emerging technologies, industry standards and future innovation initiatives as business needs evolve.</w:t>
           </w:r>
         </w:p>
         <w:p>
@@ -15133,7 +15133,7 @@
               <w:color w:val="auto"/>
               <w:szCs w:val="22"/>
             </w:rPr>
-            <w:t xml:space="preserve">By progressively increasing automation across the lead-to-order lifecycle, Vodaria Group can achieve significant business benefits, including:</w:t>
+            <w:t>By progressively increasing automation across the lead-to-order lifecycle, Vodaria Group can achieve significant business benefits, including:</w:t>
           </w:r>
         </w:p>
         <w:p>
@@ -15345,7 +15345,7 @@
               <w:color w:val="auto"/>
               <w:szCs w:val="22"/>
             </w:rPr>
-            <w:t xml:space="preserve">The proposed solution delivers more than a modern CPQ and Order Management platform. It establishes a future-ready, catalog-driven operating foundation that enables Vodaria Group to scale enterprise and wholesale operations, accelerate service innovation, increase automation over time and adopt emerging technologies while maintaining governance, flexibility and architectural control.</w:t>
+            <w:t>The proposed solution delivers more than a modern CPQ and Order Management platform. It establishes a future-ready, catalog-driven operating foundation that enables Vodaria Group to scale enterprise and wholesale operations, accelerate service innovation, increase automation over time and adopt emerging technologies while maintaining governance, flexibility and architectural control.</w:t>
           </w:r>
         </w:p>
         <w:p>
@@ -15369,20 +15369,20 @@
             <w:rPr>
               <w:color w:val="auto"/>
             </w:rPr>
-            <w:t xml:space="preserve">Hansen has reviewed Vodaria Group's “Annex 2 – Security Directives.pdf”. Hansen maintains an Information Security Handbook that defines the governance, policies, controls and operational practices used across Hansen-hosted and managed environments. The handbook can be provided separately as part of Vodaria Group's security and compliance evaluation and is closely aligned with Vodaria Group's security directive. Hansen agrees to address security alignment with Vodaria Group in the contracting stage including alignment on a Data Processing Agreement</w:t>
-          </w:r>
-          <w:r>
-            <w:rPr>
-              <w:color w:val="auto"/>
-              <w:lang w:val="en-GB"/>
-            </w:rPr>
-            <w:t/>
-          </w:r>
-          <w:r>
-            <w:rPr>
-              <w:color w:val="auto"/>
-            </w:rPr>
-            <w:t/>
+            <w:t xml:space="preserve">Hansen has reviewed Vodaria Group's “Annex 2 – Security Directives.pdf”. </w:t>
+          </w:r>
+          <w:r>
+            <w:rPr>
+              <w:color w:val="auto"/>
+              <w:lang w:val="en-GB"/>
+            </w:rPr>
+            <w:t xml:space="preserve">Hansen maintains an Information Security Handbook that defines the governance, policies, controls and operational practices used across Hansen-hosted and managed environments. The handbook can be provided separately as part of Vodaria Group's security and compliance evaluation and is closely aligned with Vodaria Group's security directive. </w:t>
+          </w:r>
+          <w:r>
+            <w:rPr>
+              <w:color w:val="auto"/>
+            </w:rPr>
+            <w:t>Hansen agrees to address security alignment with Vodaria Group in the contracting stage including alignment on a Data Processing Agreement</w:t>
           </w:r>
         </w:p>
         <w:p>
@@ -15436,7 +15436,7 @@
               <w:szCs w:val="22"/>
               <w:lang w:val="en-GB" w:eastAsia="en-GB"/>
             </w:rPr>
-            <w:t xml:space="preserve">Hansen's objective is not merely to resolve incidents but to support continuous evolution of the Converged BSS Transformation platform as Vodaria Group's Lead-to-Order operating model matures.</w:t>
+            <w:t>Hansen's objective is not merely to resolve incidents but to support continuous evolution of the Converged BSS Transformation platform as Vodaria Group's Lead-to-Order operating model matures.</w:t>
           </w:r>
         </w:p>
         <w:p>
@@ -15510,7 +15510,7 @@
               <w:i/>
               <w:color w:val="7F7F7F"/>
             </w:rPr>
-            <w:t xml:space="preserve">Figure: Vodaria target lead-to-order architecture (Hansen Catalog, CPQ, Order Management integrated with Salesforce CRM).</w:t>
+            <w:t>Figure: Vodaria target lead-to-order architecture (Hansen Catalog, CPQ, Order Management integrated with Salesforce CRM).</w:t>
           </w:r>
         </w:p>
         <w:p>
@@ -16669,22 +16669,22 @@
               <w:u w:val="single"/>
               <w:lang w:val="en-GB"/>
             </w:rPr>
-            <w:t xml:space="preserve">Why This Matters to Vodaria Group.</w:t>
-          </w:r>
-        </w:p>
-        <w:p>
-          <w:pPr>
-            <w:rPr>
-              <w:color w:val="auto"/>
-              <w:lang w:val="en-GB"/>
-            </w:rPr>
-          </w:pPr>
-          <w:r>
-            <w:rPr>
-              <w:color w:val="auto"/>
-              <w:lang w:val="en-GB"/>
-            </w:rPr>
-            <w:t xml:space="preserve">Converged BSS Transformation represents a significant business transformation. Phasing the programme allows Vodaria Group to prove business value incrementally, reduce programme risk and incorporate lessons learned before expanding into broader enterprise use cases.</w:t>
+            <w:t>Why This Matters to Vodaria Group.</w:t>
+          </w:r>
+        </w:p>
+        <w:p>
+          <w:pPr>
+            <w:rPr>
+              <w:color w:val="auto"/>
+              <w:lang w:val="en-GB"/>
+            </w:rPr>
+          </w:pPr>
+          <w:r>
+            <w:rPr>
+              <w:color w:val="auto"/>
+              <w:lang w:val="en-GB"/>
+            </w:rPr>
+            <w:t>Converged BSS Transformation represents a significant business transformation. Phasing the programme allows Vodaria Group to prove business value incrementally, reduce programme risk and incorporate lessons learned before expanding into broader enterprise use cases.</w:t>
           </w:r>
         </w:p>
         <w:p>
@@ -16733,7 +16733,7 @@
               <w:color w:val="auto"/>
               <w:lang w:val="en-GB"/>
             </w:rPr>
-            <w:t xml:space="preserve">Hansen proposes a phased implementation covering mobilisation, design, platform foundation, integration, migration, testing, deployment and run/evolve. Each phase delivers business capability while progressively establishing the future Converged BSS Transformation Lead-to-Order operating model.</w:t>
+            <w:t>Hansen proposes a phased implementation covering mobilisation, design, platform foundation, integration, migration, testing, deployment and run/evolve. Each phase delivers business capability while progressively establishing the future Converged BSS Transformation Lead-to-Order operating model.</w:t>
           </w:r>
         </w:p>
         <w:p>
@@ -16747,7 +16747,7 @@
               <w:i/>
               <w:color w:val="7F7F7F"/>
             </w:rPr>
-            <w:t xml:space="preserve">Figure: Vodaria target lead-to-order architecture (Hansen Catalog, CPQ, Order Management integrated with Salesforce CRM).</w:t>
+            <w:t>Figure: Vodaria target lead-to-order architecture (Hansen Catalog, CPQ, Order Management integrated with Salesforce CRM).</w:t>
           </w:r>
         </w:p>
         <w:p>
@@ -16975,7 +16975,7 @@
               <w:color w:val="auto"/>
               <w:lang w:val="en-GB"/>
             </w:rPr>
-            <w:t xml:space="preserve">Set up of Vodaria Group's Wholesale products in Hansen Catalog, CPQ &amp; Order Manager</w:t>
+            <w:t>Set up of Vodaria Group's Wholesale products in Hansen Catalog, CPQ &amp; Order Manager</w:t>
           </w:r>
         </w:p>
         <w:p>
@@ -17073,7 +17073,7 @@
               <w:color w:val="auto"/>
               <w:lang w:val="en-GB"/>
             </w:rPr>
-            <w:t xml:space="preserve">Set up of Vodaria Group's Enterprise products in Hansen Catalog, CPQ &amp; Order Manager</w:t>
+            <w:t>Set up of Vodaria Group's Enterprise products in Hansen Catalog, CPQ &amp; Order Manager</w:t>
           </w:r>
         </w:p>
         <w:p>
@@ -17429,7 +17429,7 @@
               <w:i/>
               <w:color w:val="7F7F7F"/>
             </w:rPr>
-            <w:t xml:space="preserve">Figure: Vodaria target lead-to-order architecture (Hansen Catalog, CPQ, Order Management integrated with Salesforce CRM).</w:t>
+            <w:t>Figure: Vodaria target lead-to-order architecture (Hansen Catalog, CPQ, Order Management integrated with Salesforce CRM).</w:t>
           </w:r>
         </w:p>
         <w:p>
@@ -17449,22 +17449,22 @@
               <w:u w:val="single"/>
               <w:lang w:val="en-GB"/>
             </w:rPr>
-            <w:t xml:space="preserve">Why This Matters to Vodaria Group</w:t>
-          </w:r>
-        </w:p>
-        <w:p>
-          <w:pPr>
-            <w:rPr>
-              <w:color w:val="auto"/>
-              <w:lang w:val="en-GB"/>
-            </w:rPr>
-          </w:pPr>
-          <w:r>
-            <w:rPr>
-              <w:color w:val="auto"/>
-              <w:lang w:val="en-GB"/>
-            </w:rPr>
-            <w:t xml:space="preserve">Complex enterprise processes evolve during delivery. A flexible but governed execution model ensures the solution remains aligned to Converged BSS Transformation objectives.</w:t>
+            <w:t>Why This Matters to Vodaria Group</w:t>
+          </w:r>
+        </w:p>
+        <w:p>
+          <w:pPr>
+            <w:rPr>
+              <w:color w:val="auto"/>
+              <w:lang w:val="en-GB"/>
+            </w:rPr>
+          </w:pPr>
+          <w:r>
+            <w:rPr>
+              <w:color w:val="auto"/>
+              <w:lang w:val="en-GB"/>
+            </w:rPr>
+            <w:t>Complex enterprise processes evolve during delivery. A flexible but governed execution model ensures the solution remains aligned to Converged BSS Transformation objectives.</w:t>
           </w:r>
         </w:p>
         <w:p>
@@ -17511,7 +17511,7 @@
               <w:i/>
               <w:color w:val="7F7F7F"/>
             </w:rPr>
-            <w:t xml:space="preserve">Figure: Vodaria target lead-to-order architecture (Hansen Catalog, CPQ, Order Management integrated with Salesforce CRM).</w:t>
+            <w:t>Figure: Vodaria target lead-to-order architecture (Hansen Catalog, CPQ, Order Management integrated with Salesforce CRM).</w:t>
           </w:r>
         </w:p>
         <w:p>
@@ -17541,7 +17541,7 @@
               <w:i/>
               <w:color w:val="7F7F7F"/>
             </w:rPr>
-            <w:t xml:space="preserve">Figure: Vodaria target lead-to-order architecture (Hansen Catalog, CPQ, Order Management integrated with Salesforce CRM).</w:t>
+            <w:t>Figure: Vodaria target lead-to-order architecture (Hansen Catalog, CPQ, Order Management integrated with Salesforce CRM).</w:t>
           </w:r>
         </w:p>
         <w:p>
@@ -17588,7 +17588,7 @@
               <w:i/>
               <w:color w:val="7F7F7F"/>
             </w:rPr>
-            <w:t xml:space="preserve">Figure: Vodaria target lead-to-order architecture (Hansen Catalog, CPQ, Order Management integrated with Salesforce CRM).</w:t>
+            <w:t>Figure: Vodaria target lead-to-order architecture (Hansen Catalog, CPQ, Order Management integrated with Salesforce CRM).</w:t>
           </w:r>
         </w:p>
         <w:p>
@@ -17745,7 +17745,7 @@
               <w:i/>
               <w:color w:val="7F7F7F"/>
             </w:rPr>
-            <w:t xml:space="preserve">Figure: Vodaria target lead-to-order architecture (Hansen Catalog, CPQ, Order Management integrated with Salesforce CRM).</w:t>
+            <w:t>Figure: Vodaria target lead-to-order architecture (Hansen Catalog, CPQ, Order Management integrated with Salesforce CRM).</w:t>
           </w:r>
         </w:p>
         <w:p>
@@ -17765,22 +17765,22 @@
               <w:u w:val="single"/>
               <w:lang w:val="en-GB"/>
             </w:rPr>
-            <w:t xml:space="preserve">Why This Matters to Vodaria Group</w:t>
-          </w:r>
-        </w:p>
-        <w:p>
-          <w:pPr>
-            <w:rPr>
-              <w:color w:val="auto"/>
-              <w:lang w:val="en-GB"/>
-            </w:rPr>
-          </w:pPr>
-          <w:r>
-            <w:rPr>
-              <w:color w:val="auto"/>
-              <w:lang w:val="en-GB"/>
-            </w:rPr>
-            <w:t xml:space="preserve">Converged BSS Transformation spans multiple business and technical domains requiring clear decision pathways and escalation processes.</w:t>
+            <w:t>Why This Matters to Vodaria Group</w:t>
+          </w:r>
+        </w:p>
+        <w:p>
+          <w:pPr>
+            <w:rPr>
+              <w:color w:val="auto"/>
+              <w:lang w:val="en-GB"/>
+            </w:rPr>
+          </w:pPr>
+          <w:r>
+            <w:rPr>
+              <w:color w:val="auto"/>
+              <w:lang w:val="en-GB"/>
+            </w:rPr>
+            <w:t>Converged BSS Transformation spans multiple business and technical domains requiring clear decision pathways and escalation processes.</w:t>
           </w:r>
         </w:p>
         <w:p>
@@ -17812,7 +17812,7 @@
               <w:color w:val="auto"/>
               <w:lang w:val="en-GB"/>
             </w:rPr>
-            <w:t xml:space="preserve">Governance forums should focus not only on delivery progress but also on achievement of Converged BSS Transformation business outcomes, alignment across Salesforce CRM and downstream fulfilment workstreams, and management of cross-programme dependencies.</w:t>
+            <w:t>Governance forums should focus not only on delivery progress but also on achievement of Converged BSS Transformation business outcomes, alignment across Salesforce CRM and downstream fulfilment workstreams, and management of cross-programme dependencies.</w:t>
           </w:r>
         </w:p>
         <w:p>
@@ -18639,7 +18639,7 @@
               <w:i/>
               <w:color w:val="7F7F7F"/>
             </w:rPr>
-            <w:t xml:space="preserve">Figure: Vodaria target lead-to-order architecture (Hansen Catalog, CPQ, Order Management integrated with Salesforce CRM).</w:t>
+            <w:t>Figure: Vodaria target lead-to-order architecture (Hansen Catalog, CPQ, Order Management integrated with Salesforce CRM).</w:t>
           </w:r>
         </w:p>
         <w:p>
@@ -18661,7 +18661,7 @@
               <w:i/>
               <w:color w:val="7F7F7F"/>
             </w:rPr>
-            <w:t xml:space="preserve">Figure: Vodaria target lead-to-order architecture (Hansen Catalog, CPQ, Order Management integrated with Salesforce CRM).</w:t>
+            <w:t>Figure: Vodaria target lead-to-order architecture (Hansen Catalog, CPQ, Order Management integrated with Salesforce CRM).</w:t>
           </w:r>
         </w:p>
         <w:p>
@@ -18675,7 +18675,7 @@
               <w:i/>
               <w:color w:val="7F7F7F"/>
             </w:rPr>
-            <w:t xml:space="preserve">Figure: Vodaria target lead-to-order architecture (Hansen Catalog, CPQ, Order Management integrated with Salesforce CRM).</w:t>
+            <w:t>Figure: Vodaria target lead-to-order architecture (Hansen Catalog, CPQ, Order Management integrated with Salesforce CRM).</w:t>
           </w:r>
         </w:p>
         <w:p>
@@ -18689,7 +18689,7 @@
               <w:i/>
               <w:color w:val="7F7F7F"/>
             </w:rPr>
-            <w:t xml:space="preserve">Figure: Vodaria target lead-to-order architecture (Hansen Catalog, CPQ, Order Management integrated with Salesforce CRM).</w:t>
+            <w:t>Figure: Vodaria target lead-to-order architecture (Hansen Catalog, CPQ, Order Management integrated with Salesforce CRM).</w:t>
           </w:r>
         </w:p>
         <w:p>
@@ -18711,7 +18711,7 @@
               <w:szCs w:val="14"/>
               <w:u w:val="single"/>
             </w:rPr>
-            <w:t xml:space="preserve"> Why This Matters to Vodaria Group</w:t>
+            <w:t xml:space="preserve"> </w:t>
           </w:r>
           <w:r>
             <w:rPr>
@@ -18720,22 +18720,22 @@
               <w:u w:val="single"/>
               <w:lang w:val="en-GB"/>
             </w:rPr>
-            <w:t/>
-          </w:r>
-        </w:p>
-        <w:p>
-          <w:pPr>
-            <w:rPr>
-              <w:color w:val="auto"/>
-              <w:lang w:val="en-GB"/>
-            </w:rPr>
-          </w:pPr>
-          <w:r>
-            <w:rPr>
-              <w:color w:val="auto"/>
-              <w:lang w:val="en-GB"/>
-            </w:rPr>
-            <w:t xml:space="preserve">Successful transformation depends on clear ownership between Vodaria Group, Hansen and any integration partners.</w:t>
+            <w:t>Why This Matters to Vodaria Group</w:t>
+          </w:r>
+        </w:p>
+        <w:p>
+          <w:pPr>
+            <w:rPr>
+              <w:color w:val="auto"/>
+              <w:lang w:val="en-GB"/>
+            </w:rPr>
+          </w:pPr>
+          <w:r>
+            <w:rPr>
+              <w:color w:val="auto"/>
+              <w:lang w:val="en-GB"/>
+            </w:rPr>
+            <w:t>Successful transformation depends on clear ownership between Vodaria Group, Hansen and any integration partners.</w:t>
           </w:r>
         </w:p>
         <w:p>
@@ -18956,7 +18956,7 @@
               <w:color w:val="auto"/>
               <w:lang w:val="en-GB"/>
             </w:rPr>
-            <w:t xml:space="preserve">Enable Converged BSS Transformation to evolve without compromising scope, budget, quality or delivery timelines.</w:t>
+            <w:t>Enable Converged BSS Transformation to evolve without compromising scope, budget, quality or delivery timelines.</w:t>
           </w:r>
         </w:p>
         <w:p>
@@ -18971,7 +18971,7 @@
               <w:i/>
               <w:color w:val="7F7F7F"/>
             </w:rPr>
-            <w:t xml:space="preserve">Figure: Vodaria target lead-to-order architecture (Hansen Catalog, CPQ, Order Management integrated with Salesforce CRM).</w:t>
+            <w:t>Figure: Vodaria target lead-to-order architecture (Hansen Catalog, CPQ, Order Management integrated with Salesforce CRM).</w:t>
           </w:r>
         </w:p>
         <w:p>
@@ -18991,7 +18991,7 @@
               <w:u w:val="single"/>
               <w:lang w:val="en-GB"/>
             </w:rPr>
-            <w:t xml:space="preserve">Why This Matters to Vodaria Group</w:t>
+            <w:t>Why This Matters to Vodaria Group</w:t>
           </w:r>
         </w:p>
         <w:p>
@@ -19235,7 +19235,7 @@
               <w:color w:val="auto"/>
               <w:lang w:val="en-GB"/>
             </w:rPr>
-            <w:t xml:space="preserve">Create a connected lead-to-order ecosystem that supports business processes across Salesforce CRM, fulfilment and operational systems.</w:t>
+            <w:t>Create a connected lead-to-order ecosystem that supports business processes across Salesforce CRM, fulfilment and operational systems.</w:t>
           </w:r>
         </w:p>
         <w:p>
@@ -19255,22 +19255,22 @@
               <w:u w:val="single"/>
               <w:lang w:val="en-GB"/>
             </w:rPr>
-            <w:t xml:space="preserve">Why This Matters to Vodaria Group</w:t>
-          </w:r>
-        </w:p>
-        <w:p>
-          <w:pPr>
-            <w:rPr>
-              <w:color w:val="auto"/>
-              <w:lang w:val="en-GB"/>
-            </w:rPr>
-          </w:pPr>
-          <w:r>
-            <w:rPr>
-              <w:color w:val="auto"/>
-              <w:lang w:val="en-GB"/>
-            </w:rPr>
-            <w:t xml:space="preserve">Converged BSS Transformation depends on multiple systems operating as a unified business platform.</w:t>
+            <w:t>Why This Matters to Vodaria Group</w:t>
+          </w:r>
+        </w:p>
+        <w:p>
+          <w:pPr>
+            <w:rPr>
+              <w:color w:val="auto"/>
+              <w:lang w:val="en-GB"/>
+            </w:rPr>
+          </w:pPr>
+          <w:r>
+            <w:rPr>
+              <w:color w:val="auto"/>
+              <w:lang w:val="en-GB"/>
+            </w:rPr>
+            <w:t>Converged BSS Transformation depends on multiple systems operating as a unified business platform.</w:t>
           </w:r>
         </w:p>
         <w:p>
@@ -19553,7 +19553,7 @@
               <w:szCs w:val="14"/>
               <w:u w:val="single"/>
             </w:rPr>
-            <w:t xml:space="preserve"> Why This Matters to Vodaria Group</w:t>
+            <w:t xml:space="preserve"> </w:t>
           </w:r>
           <w:r>
             <w:rPr>
@@ -19562,7 +19562,7 @@
               <w:u w:val="single"/>
               <w:lang w:val="en-GB"/>
             </w:rPr>
-            <w:t/>
+            <w:t>Why This Matters to Vodaria Group</w:t>
           </w:r>
         </w:p>
         <w:p>
@@ -19619,7 +19619,7 @@
               <w:i/>
               <w:color w:val="7F7F7F"/>
             </w:rPr>
-            <w:t xml:space="preserve">Figure: Vodaria target lead-to-order architecture (Hansen Catalog, CPQ, Order Management integrated with Salesforce CRM).</w:t>
+            <w:t>Figure: Vodaria target lead-to-order architecture (Hansen Catalog, CPQ, Order Management integrated with Salesforce CRM).</w:t>
           </w:r>
         </w:p>
         <w:p>
@@ -19863,7 +19863,7 @@
               <w:i/>
               <w:color w:val="7F7F7F"/>
             </w:rPr>
-            <w:t xml:space="preserve">Figure: Vodaria target lead-to-order architecture (Hansen Catalog, CPQ, Order Management integrated with Salesforce CRM).</w:t>
+            <w:t>Figure: Vodaria target lead-to-order architecture (Hansen Catalog, CPQ, Order Management integrated with Salesforce CRM).</w:t>
           </w:r>
         </w:p>
         <w:p>
@@ -19883,7 +19883,7 @@
               <w:u w:val="single"/>
               <w:lang w:val="en-GB"/>
             </w:rPr>
-            <w:t xml:space="preserve">Why This Matters to Vodaria Group</w:t>
+            <w:t>Why This Matters to Vodaria Group</w:t>
           </w:r>
         </w:p>
         <w:p>
@@ -19958,7 +19958,7 @@
               <w:i/>
               <w:color w:val="7F7F7F"/>
             </w:rPr>
-            <w:t xml:space="preserve">Figure: Vodaria target lead-to-order architecture (Hansen Catalog, CPQ, Order Management integrated with Salesforce CRM).</w:t>
+            <w:t>Figure: Vodaria target lead-to-order architecture (Hansen Catalog, CPQ, Order Management integrated with Salesforce CRM).</w:t>
           </w:r>
         </w:p>
         <w:p>
@@ -20209,7 +20209,7 @@
               <w:u w:val="single"/>
               <w:lang w:val="en-GB"/>
             </w:rPr>
-            <w:t xml:space="preserve">Why This Matters to Vodaria Group</w:t>
+            <w:t>Why This Matters to Vodaria Group</w:t>
           </w:r>
         </w:p>
         <w:p>
@@ -20255,22 +20255,22 @@
               <w:color w:val="auto"/>
               <w:lang w:val="en-GB"/>
             </w:rPr>
-            <w:t xml:space="preserve">Hansen recognises that data continuity and business continuity are critical success factors for the Converged BSS Transformation transformation. Migration should not be viewed solely as a technical activity, but as a controlled business transition ensuring that product definitions, customer agreements, active services and operational processes are transferred to the new Lead-to-Order operating model with minimal disruption.</w:t>
-          </w:r>
-        </w:p>
-        <w:p>
-          <w:pPr>
-            <w:rPr>
-              <w:color w:val="auto"/>
-              <w:lang w:val="en-GB"/>
-            </w:rPr>
-          </w:pPr>
-          <w:r>
-            <w:rPr>
-              <w:color w:val="auto"/>
-              <w:lang w:val="en-GB"/>
-            </w:rPr>
-            <w:t xml:space="preserve">Hansen will work jointly with Vodaria Group to define the migration strategy, scope, sequencing and acceptance criteria. The migration approach will prioritise active customer services, commercial agreements and product definitions required to support ongoing business operations, while also identifying opportunities to rationalise legacy product structures and reduce complexity within the future Catalog model.</w:t>
+            <w:t>Hansen recognises that data continuity and business continuity are critical success factors for the Converged BSS Transformation transformation. Migration should not be viewed solely as a technical activity, but as a controlled business transition ensuring that product definitions, customer agreements, active services and operational processes are transferred to the new Lead-to-Order operating model with minimal disruption.</w:t>
+          </w:r>
+        </w:p>
+        <w:p>
+          <w:pPr>
+            <w:rPr>
+              <w:color w:val="auto"/>
+              <w:lang w:val="en-GB"/>
+            </w:rPr>
+          </w:pPr>
+          <w:r>
+            <w:rPr>
+              <w:color w:val="auto"/>
+              <w:lang w:val="en-GB"/>
+            </w:rPr>
+            <w:t>Hansen will work jointly with Vodaria Group to define the migration strategy, scope, sequencing and acceptance criteria. The migration approach will prioritise active customer services, commercial agreements and product definitions required to support ongoing business operations, while also identifying opportunities to rationalise legacy product structures and reduce complexity within the future Catalog model.</w:t>
           </w:r>
         </w:p>
         <w:p>
@@ -20301,7 +20301,7 @@
               <w:color w:val="auto"/>
               <w:lang w:val="en-GB"/>
             </w:rPr>
-            <w:t xml:space="preserve">Where appropriate, migration may be executed in phased waves aligned with Vodaria Group's implementation roadmap, enabling business value to be delivered incrementally while reducing operational and programme risk.</w:t>
+            <w:t>Where appropriate, migration may be executed in phased waves aligned with Vodaria Group's implementation roadmap, enabling business value to be delivered incrementally while reducing operational and programme risk.</w:t>
           </w:r>
         </w:p>
         <w:p>
@@ -20542,7 +20542,7 @@
               <w:color w:val="auto"/>
               <w:lang w:val="en-GB"/>
             </w:rPr>
-            <w:t xml:space="preserve">The outcome is not simply successful data migration. The outcome is the establishment of a governed Lead-to-Order foundation where products, commercial agreements, customer services and fulfilment activities operate consistently through the Converged BSS Transformation operating model. This creates a scalable platform for future growth while reducing dependency on legacy processes and fragmented data structures.</w:t>
+            <w:t>The outcome is not simply successful data migration. The outcome is the establishment of a governed Lead-to-Order foundation where products, commercial agreements, customer services and fulfilment activities operate consistently through the Converged BSS Transformation operating model. This creates a scalable platform for future growth while reducing dependency on legacy processes and fragmented data structures.</w:t>
           </w:r>
         </w:p>
         <w:p>
@@ -20584,7 +20584,7 @@
               <w:color w:val="auto"/>
               <w:lang w:val="en-GB"/>
             </w:rPr>
-            <w:t xml:space="preserve">Transition Vodaria Group to the new operating model with minimum disruption.</w:t>
+            <w:t>Transition Vodaria Group to the new operating model with minimum disruption.</w:t>
           </w:r>
         </w:p>
         <w:p>
@@ -20604,7 +20604,7 @@
               <w:u w:val="single"/>
               <w:lang w:val="en-GB"/>
             </w:rPr>
-            <w:t xml:space="preserve">Why This Matters to Vodaria Group</w:t>
+            <w:t>Why This Matters to Vodaria Group</w:t>
           </w:r>
         </w:p>
         <w:p>
@@ -20842,7 +20842,7 @@
               <w:color w:val="auto"/>
               <w:lang w:val="en-GB"/>
             </w:rPr>
-            <w:t xml:space="preserve">Equip users, administrators and support teams to successfully adopt and operate Converged BSS Transformation.</w:t>
+            <w:t>Equip users, administrators and support teams to successfully adopt and operate Converged BSS Transformation.</w:t>
           </w:r>
         </w:p>
         <w:p>
@@ -20862,7 +20862,7 @@
               <w:u w:val="single"/>
               <w:lang w:val="en-GB"/>
             </w:rPr>
-            <w:t xml:space="preserve">Why This Matters to Vodaria Group</w:t>
+            <w:t>Why This Matters to Vodaria Group</w:t>
           </w:r>
         </w:p>
         <w:p>
@@ -21166,7 +21166,7 @@
               </w:tcPr>
               <w:p>
                 <w:r>
-                  <w:t xml:space="preserve">Salesforce CRM</w:t>
+                  <w:t>Salesforce CRM</w:t>
                 </w:r>
               </w:p>
             </w:tc>
@@ -21186,7 +21186,7 @@
                   <w:rPr>
                     <w:lang w:val="en-GB"/>
                   </w:rPr>
-                  <w:t xml:space="preserve">Salesforce CRM remains Vodaria Group's system of record for accounts, contacts, opportunities and customer engagement. Hansen’s scope includes the agreed integration required to launch and operate Hansen Sales Navigator and CPQ from the Salesforce CRM sales journey, exchange the agreed customer and opportunity context, and return relevant quote and order status. Vodaria Group remains responsible for its Salesforce CRM licences, tenant administration, data quality, security configuration and existing CRM processes. Any material Salesforce CRM process redesign, custom object development, migration, or changes outside the agreed integration interfaces will be subject to separate scope and change control. The final integration pattern, including embedded, linked or API-led operation, will be agreed during solution design.</w:t>
+                  <w:t>Salesforce CRM remains Vodaria Group's system of record for accounts, contacts, opportunities and customer engagement. Hansen’s scope includes the agreed integration required to launch and operate Hansen Sales Navigator and CPQ from the Salesforce CRM sales journey, exchange the agreed customer and opportunity context, and return relevant quote and order status. Vodaria Group remains responsible for its Salesforce CRM licences, tenant administration, data quality, security configuration and existing CRM processes. Any material Salesforce CRM process redesign, custom object development, migration, or changes outside the agreed integration interfaces will be subject to separate scope and change control. The final integration pattern, including embedded, linked or API-led operation, will be agreed during solution design.</w:t>
                 </w:r>
               </w:p>
             </w:tc>
@@ -21220,7 +21220,7 @@
                   <w:rPr>
                     <w:lang w:val="en-GB"/>
                   </w:rPr>
-                  <w:t xml:space="preserve">Physical network inventory, network resource planning, network orchestration, network management and service activation platforms are outside the Hansen software scope and are expected to be provided through other Converged BSS Transformation workstreams or existing Vodaria Group platforms. Hansen’s scope includes the specifically agreed integrations required for serviceability, feasibility, reservation, release, fulfilment, activation and status exchange. Hansen Portfolio Inventory is limited to the agreed customer product and service inventory scope. Any extension into physical network inventory, resource inventory, network orchestration or service activation product scope will require separate solution design, estimation and commercial agreement.</w:t>
+                  <w:t>Physical network inventory, network resource planning, network orchestration, network management and service activation platforms are outside the Hansen software scope and are expected to be provided through other Converged BSS Transformation workstreams or existing Vodaria Group platforms. Hansen’s scope includes the specifically agreed integrations required for serviceability, feasibility, reservation, release, fulfilment, activation and status exchange. Hansen Portfolio Inventory is limited to the agreed customer product and service inventory scope. Any extension into physical network inventory, resource inventory, network orchestration or service activation product scope will require separate solution design, estimation and commercial agreement.</w:t>
                 </w:r>
               </w:p>
             </w:tc>
@@ -21265,14 +21265,14 @@
                   <w:rPr>
                     <w:lang w:val="en-GB"/>
                   </w:rPr>
-                  <w:t xml:space="preserve">Legal document generation, redlining, legal negotiation, e-signature and Contract Lifecycle Management are outside the Hansen product scope and will be provided by Vodaria Group, Salesforce CRM, Vodaria Icertis CLM and/or other third-party platforms selected by Vodaria Group. Hansen will provide the agreed commercial agreement data and integration interfaces required to support these processes. The selected systems, system-of-record boundaries, data contracts, lifecycle events, security model and integration responsibilities must be confirmed during discovery. Estimates assume that the selected third-party platforms expose suitable, documented and testable interfaces. Changes arising from selection or replacement of these platforms after interface design has commenced may require change control. </w:t>
+                  <w:t xml:space="preserve">Legal document generation, redlining, legal negotiation, e-signature and Contract Lifecycle Management are outside the Hansen product scope and will be provided by Vodaria Group, Salesforce CRM, Vodaria Icertis CLM and/or other third-party platforms selected by Vodaria Group. Hansen will provide the agreed commercial agreement data and integration interfaces required to support these processes. The selected systems, system-of-record boundaries, data contracts, lifecycle events, security model and integration responsibilities must be confirmed during discovery. Estimates assume that the selected third-party platforms expose suitable, documented and testable interfaces. Changes </w:t>
                 </w:r>
                 <w:r>
                   <w:rPr>
                     <w:lang w:val="en-GB"/>
                   </w:rPr>
                   <w:lastRenderedPageBreak/>
-                  <w:t/>
+                  <w:t xml:space="preserve">arising from selection or replacement of these platforms after interface design has commenced may require change control. </w:t>
                 </w:r>
               </w:p>
               <w:p>
@@ -21321,7 +21321,7 @@
                   <w:rPr>
                     <w:lang w:val="en-GB"/>
                   </w:rPr>
-                  <w:t xml:space="preserve">Vodaria Group's existing or future billing and ERP platforms remain the systems of record for billing, invoicing, accounting and revenue recognition. Hansen will provide the agreed commercial order, charge, price, contract-reference and service-activation data required by the agreed billing integration. Billing configuration, invoice production, tax calculation, accounting processes and billing-platform changes are outside Hansen scope unless explicitly included. Interface direction, payloads, triggering events, error handling, reconciliation and ownership of billing readiness will be confirmed during detailed design.</w:t>
+                  <w:t>Vodaria Group's existing or future billing and ERP platforms remain the systems of record for billing, invoicing, accounting and revenue recognition. Hansen will provide the agreed commercial order, charge, price, contract-reference and service-activation data required by the agreed billing integration. Billing configuration, invoice production, tax calculation, accounting processes and billing-platform changes are outside Hansen scope unless explicitly included. Interface direction, payloads, triggering events, error handling, reconciliation and ownership of billing readiness will be confirmed during detailed design.</w:t>
                 </w:r>
               </w:p>
             </w:tc>
@@ -21358,7 +21358,7 @@
                   <w:rPr>
                     <w:lang w:val="en-GB"/>
                   </w:rPr>
-                  <w:t xml:space="preserve">Vodaria Group's MCP requirement is included as a defined solution dependency, but the specific tools, business operations, read/write permissions, supported domains, security controls and delivery release must be agreed. Standard Hansen APIs and events will be used where they satisfy the approved use cases. Any native MCP tools, MCP servers, agent interfaces or wrappers not included in the contracted product release will be subject to product availability and solution design confirmation, licensing and/or separately scoped Professional Services. No AI use case will use Vodaria Group data for model training or optimisation without Vodaria Group's explicit approval and agreed data-governance controls.</w:t>
+                  <w:t>Vodaria Group's MCP requirement is included as a defined solution dependency, but the specific tools, business operations, read/write permissions, supported domains, security controls and delivery release must be agreed. Standard Hansen APIs and events will be used where they satisfy the approved use cases. Any native MCP tools, MCP servers, agent interfaces or wrappers not included in the contracted product release will be subject to product availability and solution design confirmation, licensing and/or separately scoped Professional Services. No AI use case will use Vodaria Group data for model training or optimisation without Vodaria Group's explicit approval and agreed data-governance controls.</w:t>
                 </w:r>
               </w:p>
             </w:tc>
@@ -21392,7 +21392,7 @@
                   <w:rPr>
                     <w:lang w:val="en-GB"/>
                   </w:rPr>
-                  <w:t xml:space="preserve">Hansen will expose the agreed data through supported APIs, events or extracts, subject to product capability, security, performance and data-governance constraints. Vodaria Group is responsible for ingestion, transformation, enterprise data modelling, storage and reporting within its data lake or enterprise BI platforms unless separately contracted. The required data domains, event definitions, retention, frequency and reconciliation responsibilities will be agreed during detailed design.</w:t>
+                  <w:t>Hansen will expose the agreed data through supported APIs, events or extracts, subject to product capability, security, performance and data-governance constraints. Vodaria Group is responsible for ingestion, transformation, enterprise data modelling, storage and reporting within its data lake or enterprise BI platforms unless separately contracted. The required data domains, event definitions, retention, frequency and reconciliation responsibilities will be agreed during detailed design.</w:t>
                 </w:r>
               </w:p>
             </w:tc>
@@ -21430,7 +21430,7 @@
                   <w:rPr>
                     <w:lang w:val="en-GB"/>
                   </w:rPr>
-                  <w:t xml:space="preserve">Infrastructure sizing, solution design and performance planning are based on Vodaria Group's stated maximums of 3,500 concurrent sales and care users, 40,000 TPS peak charging, up to up to 500 line items per quote and up to up to 2,000 sites per enterprise order per quote/order. Final sizing and acceptance criteria depend on confirmation of concurrent users, transaction distribution, peak-hour volumes, API throughput, payload sizes, workflow complexity, integration response times, data retention and reporting workload. Large-quote and multi-site performance will be validated against an agreed representative test model and test environment. Material changes to the confirmed volumetric profile may require re-sizing, additional infrastructure and change control.</w:t>
+                  <w:t>Infrastructure sizing, solution design and performance planning are based on Vodaria Group's stated maximums of 3,500 concurrent sales and care users, 40,000 TPS peak charging, up to up to 500 line items per quote and up to up to 2,000 sites per enterprise order per quote/order. Final sizing and acceptance criteria depend on confirmation of concurrent users, transaction distribution, peak-hour volumes, API throughput, payload sizes, workflow complexity, integration response times, data retention and reporting workload. Large-quote and multi-site performance will be validated against an agreed representative test model and test environment. Material changes to the confirmed volumetric profile may require re-sizing, additional infrastructure and change control.</w:t>
                 </w:r>
               </w:p>
             </w:tc>
@@ -21507,7 +21507,7 @@
                   </w:rPr>
                 </w:pPr>
                 <w:r>
-                  <w:t xml:space="preserve">The solution is proposed as a Hansen-managed SaaS deployment hosted in an agreed EU region within the Hansen-managed AWS cloud environment. Hansen is responsible for the contracted Hansen SaaS infrastructure, platform operation, monitoring, patching, backup, platform security, recovery and core product upgrade activities. Connectivity from Vodaria Group and third-party systems, Vodaria Group identity-provider configuration, customer-controlled security components and customer-side network changes remain Vodaria Group responsibilities unless expressly included. Data residency, recovery objectives, availability, maintenance windows and security responsibilities will be defined in the SaaS and service-level schedules.</w:t>
+                  <w:t>The solution is proposed as a Hansen-managed SaaS deployment hosted in an agreed EU region within the Hansen-managed AWS cloud environment. Hansen is responsible for the contracted Hansen SaaS infrastructure, platform operation, monitoring, patching, backup, platform security, recovery and core product upgrade activities. Connectivity from Vodaria Group and third-party systems, Vodaria Group identity-provider configuration, customer-controlled security components and customer-side network changes remain Vodaria Group responsibilities unless expressly included. Data residency, recovery objectives, availability, maintenance windows and security responsibilities will be defined in the SaaS and service-level schedules.</w:t>
                 </w:r>
               </w:p>
             </w:tc>
@@ -21547,11 +21547,11 @@
                   </w:rPr>
                 </w:pPr>
                 <w:r>
-                  <w:t xml:space="preserve">Maintenance and Support covers access to and support for the contracted Hansen core products and Hansen-managed cloud-native components, including incident intake, product-defect investigation, applicable fixes, product escalation. It does not include operation of Vodaria Group business processes, routine application administration, manual order-fallout resolution, order replay, customer-data correction, new configuration, new integrations, enhancements or continuous-improvement delivery unless included in an agreed Managed Services or Professional Services schedule. L1, L2 and L3 ownership, coverage hours and escalation responsibilities will be defined in the support schedule.</w:t>
+                  <w:t xml:space="preserve">Maintenance and Support covers access to and support for the contracted Hansen core products and Hansen-managed cloud-native components, including incident intake, product-defect investigation, applicable fixes, product escalation. It does not include operation of Vodaria Group business processes, routine application administration, </w:t>
                 </w:r>
                 <w:r>
                   <w:lastRenderedPageBreak/>
-                  <w:t/>
+                  <w:t>manual order-fallout resolution, order replay, customer-data correction, new configuration, new integrations, enhancements or continuous-improvement delivery unless included in an agreed Managed Services or Professional Services schedule. L1, L2 and L3 ownership, coverage hours and escalation responsibilities will be defined in the support schedule.</w:t>
                 </w:r>
               </w:p>
             </w:tc>
@@ -21635,7 +21635,7 @@
                   <w:rPr>
                     <w:lang w:val="en-GB"/>
                   </w:rPr>
-                  <w:t xml:space="preserve">Vodaria Group and its third-party providers will make available documented, secure and testable interfaces, contracts, representative test data, non-production endpoints, technical contacts and appropriate access for all in-scope integrations. Estimates assume that external systems meet agreed response-time, availability and data-quality requirements. Delays, interface limitations or material changes in third-party systems may affect delivery and will be managed through dependency governance and change control.</w:t>
+                  <w:t>Vodaria Group and its third-party providers will make available documented, secure and testable interfaces, contracts, representative test data, non-production endpoints, technical contacts and appropriate access for all in-scope integrations. Estimates assume that external systems meet agreed response-time, availability and data-quality requirements. Delays, interface limitations or material changes in third-party systems may affect delivery and will be managed through dependency governance and change control.</w:t>
                 </w:r>
               </w:p>
             </w:tc>
@@ -21678,7 +21678,7 @@
                   <w:rPr>
                     <w:lang w:val="en-GB"/>
                   </w:rPr>
-                  <w:t xml:space="preserve">Hansen will perform the product, configuration and integration testing identified in the agreed test strategy. Vodaria Group is responsible for business acceptance, provision of representative test data, participation by business and technical users, and acceptance sign-off. For Hansen to support end-to-end testing involving Vodaria Group or third-party systems requires those systems and resources to be available in accordance with the agreed plan. Product-level penetration testing and standard product performance evidence are distinct from Vodaria Group-specific end-to-end security and performance testing, which must be explicitly scoped and priced.</w:t>
+                  <w:t>Hansen will perform the product, configuration and integration testing identified in the agreed test strategy. Vodaria Group is responsible for business acceptance, provision of representative test data, participation by business and technical users, and acceptance sign-off. For Hansen to support end-to-end testing involving Vodaria Group or third-party systems requires those systems and resources to be available in accordance with the agreed plan. Product-level penetration testing and standard product performance evidence are distinct from Vodaria Group-specific end-to-end security and performance testing, which must be explicitly scoped and priced.</w:t>
                 </w:r>
               </w:p>
             </w:tc>
@@ -21718,14 +21718,14 @@
                   <w:rPr>
                     <w:lang w:val="en-GB"/>
                   </w:rPr>
-                  <w:t xml:space="preserve">The solution and estimates are based on the RFP, annexes, consolidated Vodaria Group Q&amp;A and assumptions available at proposal submission. Detailed discovery will elaborate these requirements into implementable scope and acceptance criteria but is not assumed to introduce materially new capabilities without adjustment. New use cases, materially changed requirements or requirements not reasonably identifiable from the proposal baseline will be handled through the agreed change-control process.</w:t>
+                  <w:t xml:space="preserve">The solution and estimates are based on the RFP, annexes, consolidated Vodaria Group Q&amp;A and assumptions available at proposal submission. Detailed discovery will elaborate these requirements into implementable scope and acceptance criteria but is not assumed to introduce materially new capabilities without adjustment. New use cases, materially changed </w:t>
                 </w:r>
                 <w:r>
                   <w:rPr>
                     <w:lang w:val="en-GB"/>
                   </w:rPr>
                   <w:lastRenderedPageBreak/>
-                  <w:t/>
+                  <w:t>requirements or requirements not reasonably identifiable from the proposal baseline will be handled through the agreed change-control process.</w:t>
                 </w:r>
               </w:p>
             </w:tc>
@@ -21769,7 +21769,7 @@
                   <w:rPr>
                     <w:lang w:val="en-GB"/>
                   </w:rPr>
-                  <w:t xml:space="preserve">Hansen Order Management provides order-level workflow, task, dependency, milestone, exception and status management within the agreed fulfilment processes. Enterprise PPM, programme portfolio management, workforce capacity planning, financial project control, resource scheduling and project budgeting remain external system responsibilities unless explicitly scoped. Where required, Hansen will integrate agreed order and milestone information with Vodaria Group's selected PPM, ERP or workforce-management platforms.</w:t>
+                  <w:t>Hansen Order Management provides order-level workflow, task, dependency, milestone, exception and status management within the agreed fulfilment processes. Enterprise PPM, programme portfolio management, workforce capacity planning, financial project control, resource scheduling and project budgeting remain external system responsibilities unless explicitly scoped. Where required, Hansen will integrate agreed order and milestone information with Vodaria Group's selected PPM, ERP or workforce-management platforms.</w:t>
                 </w:r>
               </w:p>
             </w:tc>
@@ -21809,7 +21809,7 @@
                   <w:rPr>
                     <w:lang w:val="en-GB"/>
                   </w:rPr>
-                  <w:t xml:space="preserve">Vodaria Group will provide business, architecture, integration, testing and operational SMEs, together with timely design decisions, approvals, access and acceptance activities in accordance with the agreed project plan.</w:t>
+                  <w:t>Vodaria Group will provide business, architecture, integration, testing and operational SMEs, together with timely design decisions, approvals, access and acceptance activities in accordance with the agreed project plan.</w:t>
                 </w:r>
               </w:p>
             </w:tc>
@@ -21852,7 +21852,7 @@
                   <w:rPr>
                     <w:lang w:val="en-GB"/>
                   </w:rPr>
-                  <w:t xml:space="preserve">Vodaria Group is responsible for providing source data extracts, source system expertise, business validation and acceptance of migrated data. Migration estimates assume reasonable size of data with reasonable source data quality and documented source structures.</w:t>
+                  <w:t>Vodaria Group is responsible for providing source data extracts, source system expertise, business validation and acceptance of migrated data. Migration estimates assume reasonable size of data with reasonable source data quality and documented source structures.</w:t>
                 </w:r>
               </w:p>
             </w:tc>
@@ -21976,11 +21976,11 @@
           </w:pPr>
           <w:bookmarkStart w:id="102" w:name="_Toc239002239"/>
           <w:r>
-            <w:t xml:space="preserve">Communications &amp; Media experience relevant to Converged BSS Transformation </w:t>
+            <w:t>Communications &amp; Media experience relevant to Converged BSS Transformation</w:t>
           </w:r>
           <w:bookmarkEnd w:id="102"/>
           <w:r>
-            <w:t/>
+            <w:t xml:space="preserve"> </w:t>
           </w:r>
         </w:p>
         <w:p>
@@ -21994,20 +21994,20 @@
             <w:rPr>
               <w:color w:val="auto"/>
             </w:rPr>
-            <w:t xml:space="preserve">For FENIX, Hansen’s work with providers that need to rationalize product data, standardize sales and fulfilment processes and support increasingly complex commercial offers. Hansen’s Communications Suite is centered on a catalog-driven model in which commercial, service and resource definitions are governed centrally and consumed consistently by CPQ, Order Management and adjacent systems. This is important because complex enterprise and wholesale opportunities often include multiple sites, service types, dependencies, approval paths, technical validations and fulfilment handoffs. Enabling Vodaria Group to be ready for “what’s next” is what we do and will bring to Converged BSS Transformation.</w:t>
+            <w:t xml:space="preserve">For FENIX, Hansen’s work with providers that need to rationalize product data, standardize sales and fulfilment processes and support increasingly complex commercial offers. Hansen’s Communications Suite is centered on a catalog-driven model in which commercial, service and resource definitions are governed centrally and consumed consistently by CPQ, Order Management and adjacent systems. This is important because complex enterprise and wholesale opportunities often include multiple sites, service types, dependencies, approval paths, technical validations and fulfilment handoffs. Enabling Vodaria Group to be ready for </w:t>
           </w:r>
           <w:r>
             <w:rPr>
               <w:i/>
               <w:color w:val="auto"/>
             </w:rPr>
-            <w:t/>
-          </w:r>
-          <w:r>
-            <w:rPr>
-              <w:color w:val="auto"/>
-            </w:rPr>
-            <w:t/>
+            <w:t>“what’s next”</w:t>
+          </w:r>
+          <w:r>
+            <w:rPr>
+              <w:color w:val="auto"/>
+            </w:rPr>
+            <w:t xml:space="preserve"> is what we do and will bring to Converged BSS Transformation.</w:t>
           </w:r>
         </w:p>
         <w:p>
@@ -22016,11 +22016,11 @@
           </w:pPr>
           <w:bookmarkStart w:id="103" w:name="_Toc239002240"/>
           <w:r>
-            <w:t xml:space="preserve">Why Hansen is a strong fit for Vodaria Group </w:t>
+            <w:t>Why Hansen is a strong fit for Vodaria Group</w:t>
           </w:r>
           <w:bookmarkEnd w:id="103"/>
           <w:r>
-            <w:t/>
+            <w:t xml:space="preserve"> </w:t>
           </w:r>
         </w:p>
         <w:p>
@@ -22094,7 +22094,7 @@
               <w:i/>
               <w:color w:val="7F7F7F"/>
             </w:rPr>
-            <w:t xml:space="preserve">Figure: Vodaria target lead-to-order architecture (Hansen Catalog, CPQ, Order Management integrated with Salesforce CRM).</w:t>
+            <w:t>Figure: Vodaria target lead-to-order architecture (Hansen Catalog, CPQ, Order Management integrated with Salesforce CRM).</w:t>
           </w:r>
         </w:p>
         <w:p>
@@ -22131,7 +22131,7 @@
             <w:rPr>
               <w:color w:val="auto"/>
             </w:rPr>
-            <w:t xml:space="preserve">Hansen proposes a transparent commercial model for Vodaria Group that separates software licence fees, maintenance and support, RGU-based growth, delivery services and SaaS/Managed Services. This structure is intended to give Vodaria Group a clear five-year view of committed costs while preserving flexibility for growth as the Converged BSS Transformation platform scales across wholesale and enterprise lead-to-order operations.</w:t>
+            <w:t>Hansen proposes a transparent commercial model for Vodaria Group that separates software licence fees, maintenance and support, RGU-based growth, delivery services and SaaS/Managed Services. This structure is intended to give Vodaria Group a clear five-year view of committed costs while preserving flexibility for growth as the Converged BSS Transformation platform scales across wholesale and enterprise lead-to-order operations.</w:t>
           </w:r>
         </w:p>
         <w:p>
@@ -22245,7 +22245,7 @@
                     <w:color w:val="FFFFFF"/>
                     <w:sz w:val="17"/>
                   </w:rPr>
-                  <w:t xml:space="preserve">Purpose / Vodaria Group benefit</w:t>
+                  <w:t>Purpose / Vodaria Group benefit</w:t>
                 </w:r>
               </w:p>
             </w:tc>
@@ -22310,7 +22310,7 @@
                   <w:rPr>
                     <w:sz w:val="17"/>
                   </w:rPr>
-                  <w:t xml:space="preserve">Creates predictable contracted licence cost for the core Converged BSS Transformation CPQ/OM capability.</w:t>
+                  <w:t>Creates predictable contracted licence cost for the core Converged BSS Transformation CPQ/OM capability.</w:t>
                 </w:r>
               </w:p>
             </w:tc>
@@ -22378,7 +22378,7 @@
                   <w:rPr>
                     <w:sz w:val="17"/>
                   </w:rPr>
-                  <w:t xml:space="preserve">Allows Vodaria Group to scale without renegotiating the full commercial model each year.</w:t>
+                  <w:t>Allows Vodaria Group to scale without renegotiating the full commercial model each year.</w:t>
                 </w:r>
               </w:p>
             </w:tc>
@@ -22557,7 +22557,7 @@
                   <w:rPr>
                     <w:sz w:val="17"/>
                   </w:rPr>
-                  <w:t xml:space="preserve">Hansen is proposing a Managed Services solution which includes the required AWS infrastructure and Hansen services to operate, monitor and maintain the Vodaria Group solution.</w:t>
+                  <w:t>Hansen is proposing a Managed Services solution which includes the required AWS infrastructure and Hansen services to operate, monitor and maintain the Vodaria Group solution.</w:t>
                 </w:r>
               </w:p>
             </w:tc>
@@ -22577,7 +22577,7 @@
                   <w:rPr>
                     <w:sz w:val="17"/>
                   </w:rPr>
-                  <w:t xml:space="preserve">Provides a SaaS/managed services offering to remove risks from the operating model. Hansen provides flexibility to right size these services for Vodaria Group.</w:t>
+                  <w:t>Provides a SaaS/managed services offering to remove risks from the operating model. Hansen provides flexibility to right size these services for Vodaria Group.</w:t>
                 </w:r>
               </w:p>
             </w:tc>
@@ -22881,7 +22881,7 @@
                   <w:rPr>
                     <w:sz w:val="17"/>
                   </w:rPr>
-                  <w:t xml:space="preserve">The annual base licence covers Vodaria Group's existing estimated number of RGUs: 28 million subscribers.</w:t>
+                  <w:t>The annual base licence covers Vodaria Group's existing estimated number of RGUs: 28 million subscribers.</w:t>
                 </w:r>
               </w:p>
             </w:tc>
@@ -22978,7 +22978,7 @@
                     <w:sz w:val="17"/>
                     <w:szCs w:val="17"/>
                   </w:rPr>
-                  <w:t xml:space="preserve">Pricing assumes use by Vodaria Group in Sweden for its global network.</w:t>
+                  <w:t>Pricing assumes use by Vodaria Group in Sweden for its global network.</w:t>
                 </w:r>
               </w:p>
             </w:tc>
@@ -23314,7 +23314,7 @@
             <w:rPr>
               <w:color w:val="auto"/>
             </w:rPr>
-            <w:t xml:space="preserve">The annual software licence fee provides Vodaria Group with the right to use the contracted Hansen software modules for the Converged BSS Transformation CPQ and Order Management solution during the initial five-year term. The base licence fee is intended to cover Vodaria Group's current estimated RGU baseline, so the first tier of growth is only triggered where Vodaria Group exceeds the included RGU capacity threshold defined in the contract.</w:t>
+            <w:t xml:space="preserve">The annual software licence fee provides Vodaria Group with the right to use the contracted Hansen software modules for the Converged BSS Transformation CPQ and Order Management solution during the initial five-year term. The base licence fee is intended to cover </w:t>
           </w:r>
           <w:r>
             <w:rPr>
@@ -23324,13 +23324,13 @@
               <w:iCs/>
               <w:color w:val="auto"/>
             </w:rPr>
-            <w:t/>
-          </w:r>
-          <w:r>
-            <w:rPr>
-              <w:color w:val="auto"/>
-            </w:rPr>
-            <w:t/>
+            <w:t>Vodaria Group's current estimated RGU baseline</w:t>
+          </w:r>
+          <w:r>
+            <w:rPr>
+              <w:color w:val="auto"/>
+            </w:rPr>
+            <w:t>, so the first tier of growth is only triggered where Vodaria Group exceeds the included RGU capacity threshold defined in the contract.</w:t>
           </w:r>
         </w:p>
         <w:tbl>
@@ -23417,7 +23417,7 @@
         </w:p>
         <w:p>
           <w:r>
-            <w:t xml:space="preserve">For the purpose of this response, an RGU (Revenue Generating Unit) is a distinct active, recurring-revenue customer service managed through the Converged BSS Transformation platform and represented within Vodaria Group's customer service inventory, portfolio, or billing environment.</w:t>
+            <w:t>For the purpose of this response, an RGU (Revenue Generating Unit) is a distinct active, recurring-revenue customer service managed through the Converged BSS Transformation platform and represented within Vodaria Group's customer service inventory, portfolio, or billing environment.</w:t>
           </w:r>
         </w:p>
         <w:p>
@@ -23435,53 +23435,53 @@
             <w:rPr>
               <w:color w:val="auto"/>
             </w:rPr>
-            <w:t xml:space="preserve">Hansen has based the proposed Converged BSS Transformation commercial model on an initial planning estimate of 28 million subscribers active RGUs, where an RGU is defined as one active, billable, customer-facing service instance managed through the Converged BSS Transformation lead-to-order, order management, portfolio, and billing handoff process. This estimate is intended to represent Vodaria Group's current wholesale and enterprise service footprint across in-scope product families and will be validated against Vodaria Group's active customer service inventory or billing system of record prior to contract finalisation.</w:t>
+            <w:t xml:space="preserve">Hansen has based the proposed Converged BSS Transformation commercial model on an initial planning estimate of 28 million subscribers active RGUs, where an RGU is defined as one active, billable, customer-facing service instance managed through the Converged BSS Transformation lead-to-order, order management, portfolio, and billing handoff process. This estimate is intended to represent Vodaria Group's current wholesale and </w:t>
           </w:r>
           <w:r>
             <w:rPr>
               <w:color w:val="auto"/>
             </w:rPr>
             <w:lastRenderedPageBreak/>
-            <w:t/>
-          </w:r>
-        </w:p>
-        <w:p>
-          <w:pPr>
-            <w:rPr>
-              <w:color w:val="auto"/>
-            </w:rPr>
-          </w:pPr>
-          <w:r>
-            <w:rPr>
-              <w:color w:val="auto"/>
-            </w:rPr>
-            <w:t xml:space="preserve">The estimate recognises that Vodaria Group's business is not measured by consumer subscribers, but by active wholesale and enterprise services, customer locations, service components, and contracted connectivity products. Growth in RGUs therefore reflects expansion in Vodaria Group's commercial service estate and platform utilisation, rather than simple customer-count growth.</w:t>
-          </w:r>
-        </w:p>
-        <w:p>
-          <w:pPr>
-            <w:rPr>
-              <w:color w:val="auto"/>
-            </w:rPr>
-          </w:pPr>
-          <w:r>
-            <w:rPr>
-              <w:color w:val="auto"/>
-            </w:rPr>
-            <w:t xml:space="preserve">For pricing purposes, Hansen proposes that the base annual licence includes up to 28 million subscribers RGUs, with additional growth capacity handled through agreed tier bands. Each tier should be measured against the same auditable RGU definition and reviewed annually, unless Vodaria Group prefers a different measurement cadence. For commercial sizing purposes, Hansen has assumed that the Converged BSS Transformation solution will support an active service footprint of approximately 28 million subscribers RGUs, subject to validation during contract finalisation against Vodaria Group's service inventory and/or billing systems of record.</w:t>
-          </w:r>
-        </w:p>
-        <w:p>
-          <w:pPr>
-            <w:rPr>
-              <w:color w:val="auto"/>
-            </w:rPr>
-          </w:pPr>
-          <w:r>
-            <w:rPr>
-              <w:color w:val="auto"/>
-            </w:rPr>
-            <w:t xml:space="preserve">This estimate reflects Vodaria Group's current and anticipated wholesale and enterprise service footprint and is intended solely as a commercial sizing baseline for software licensing purposes.</w:t>
+            <w:t>enterprise service footprint across in-scope product families and will be validated against Vodaria Group's active customer service inventory or billing system of record prior to contract finalisation.</w:t>
+          </w:r>
+        </w:p>
+        <w:p>
+          <w:pPr>
+            <w:rPr>
+              <w:color w:val="auto"/>
+            </w:rPr>
+          </w:pPr>
+          <w:r>
+            <w:rPr>
+              <w:color w:val="auto"/>
+            </w:rPr>
+            <w:t>The estimate recognises that Vodaria Group's business is not measured by consumer subscribers, but by active wholesale and enterprise services, customer locations, service components, and contracted connectivity products. Growth in RGUs therefore reflects expansion in Vodaria Group's commercial service estate and platform utilisation, rather than simple customer-count growth.</w:t>
+          </w:r>
+        </w:p>
+        <w:p>
+          <w:pPr>
+            <w:rPr>
+              <w:color w:val="auto"/>
+            </w:rPr>
+          </w:pPr>
+          <w:r>
+            <w:rPr>
+              <w:color w:val="auto"/>
+            </w:rPr>
+            <w:t>For pricing purposes, Hansen proposes that the base annual licence includes up to 28 million subscribers RGUs, with additional growth capacity handled through agreed tier bands. Each tier should be measured against the same auditable RGU definition and reviewed annually, unless Vodaria Group prefers a different measurement cadence. For commercial sizing purposes, Hansen has assumed that the Converged BSS Transformation solution will support an active service footprint of approximately 28 million subscribers RGUs, subject to validation during contract finalisation against Vodaria Group's service inventory and/or billing systems of record.</w:t>
+          </w:r>
+        </w:p>
+        <w:p>
+          <w:pPr>
+            <w:rPr>
+              <w:color w:val="auto"/>
+            </w:rPr>
+          </w:pPr>
+          <w:r>
+            <w:rPr>
+              <w:color w:val="auto"/>
+            </w:rPr>
+            <w:t>This estimate reflects Vodaria Group's current and anticipated wholesale and enterprise service footprint and is intended solely as a commercial sizing baseline for software licensing purposes.</w:t>
           </w:r>
         </w:p>
         <w:p>
@@ -23524,7 +23524,7 @@
             <w:rPr>
               <w:color w:val="auto"/>
             </w:rPr>
-            <w:t xml:space="preserve">The RGU growth component is intended to give Vodaria Group transparent scalability. The base annual licence covers the existing estimated RGU volume assumed to be 28 million subscribers for this pricing proposal. Each additional tier increases the contracted RGU capacity by approximately ten percent of the baseline RGU count. The final thresholds should be calculated once Vodaria Group confirms the agreed baseline RGU figure and the commercial definition of an RGU.</w:t>
+            <w:t>The RGU growth component is intended to give Vodaria Group transparent scalability. The base annual licence covers the existing estimated RGU volume assumed to be 28 million subscribers for this pricing proposal. Each additional tier increases the contracted RGU capacity by approximately ten percent of the baseline RGU count. The final thresholds should be calculated once Vodaria Group confirms the agreed baseline RGU figure and the commercial definition of an RGU.</w:t>
           </w:r>
         </w:p>
         <w:p/>
@@ -24385,17 +24385,17 @@
         </w:p>
         <w:p>
           <w:r>
-            <w:t xml:space="preserve">The Delivery Services pricing is based upon the solution scope and professional services described in Volume 2: Transformation &amp; Delivery Proposal.  Hansen will agree to delivery these services for a fixed price as noted in the Commercial Pricing section. All fixed prices will be contingent upon joint workshops between Vodaria Group and Hansen with the output being an agreed fixed price scope for the project.</w:t>
+            <w:t xml:space="preserve">The Delivery Services pricing is based upon the solution scope and professional services described in </w:t>
           </w:r>
           <w:r>
             <w:rPr>
               <w:b/>
               <w:bCs/>
             </w:rPr>
-            <w:t/>
-          </w:r>
-          <w:r>
-            <w:t/>
+            <w:t>Volume 2: Transformation &amp; Delivery Proposal</w:t>
+          </w:r>
+          <w:r>
+            <w:t>.  Hansen will agree to delivery these services for a fixed price as noted in the Commercial Pricing section. All fixed prices will be contingent upon joint workshops between Vodaria Group and Hansen with the output being an agreed fixed price scope for the project.</w:t>
           </w:r>
         </w:p>
         <w:p>
@@ -24410,7 +24410,7 @@
         </w:p>
         <w:p>
           <w:r>
-            <w:t xml:space="preserve">The table below lists the commercial pricing estimates for the Hansen solution described within this response document.  Hansen looks forward to walking through and aligning the commercial pricing with the Vodaria Group team.</w:t>
+            <w:t>The table below lists the commercial pricing estimates for the Hansen solution described within this response document.  Hansen looks forward to walking through and aligning the commercial pricing with the Vodaria Group team.</w:t>
           </w:r>
         </w:p>
         <w:tbl>
@@ -24484,7 +24484,7 @@
                     <w:color w:val="FFFFFF"/>
                     <w:sz w:val="17"/>
                   </w:rPr>
-                  <w:t xml:space="preserve">Cost to Vodaria Group</w:t>
+                  <w:t>Cost to Vodaria Group</w:t>
                 </w:r>
               </w:p>
             </w:tc>
@@ -24532,7 +24532,7 @@
                   <w:rPr>
                     <w:sz w:val="17"/>
                   </w:rPr>
-                  <w:t xml:space="preserve">€1.2M per year</w:t>
+                  <w:t>€1.2M per year</w:t>
                 </w:r>
               </w:p>
             </w:tc>
@@ -24580,7 +24580,7 @@
                   <w:rPr>
                     <w:sz w:val="17"/>
                   </w:rPr>
-                  <w:t xml:space="preserve">28 million subscribers</w:t>
+                  <w:t>28 million subscribers</w:t>
                 </w:r>
               </w:p>
             </w:tc>
@@ -24757,7 +24757,7 @@
                   <w:rPr>
                     <w:sz w:val="17"/>
                   </w:rPr>
-                  <w:t xml:space="preserve">€1.2M per year</w:t>
+                  <w:t>€1.2M per year</w:t>
                 </w:r>
               </w:p>
             </w:tc>
@@ -24783,20 +24783,20 @@
             <w:rPr>
               <w:color w:val="auto"/>
             </w:rPr>
-            <w:t xml:space="preserve">Hansen recognises that Vodaria Group requires commercial protections that reduce cost uncertainty at renewal and avoid unexpected increases after the initial term. Hansen is prepared to structure renewal pricing around transparent indexation principles, with CPI used as the primary reference mechanism for recurring software and support fees, subject to the final commercial agreement.</w:t>
-          </w:r>
-        </w:p>
-        <w:p>
-          <w:pPr>
-            <w:rPr>
-              <w:color w:val="auto"/>
-            </w:rPr>
-          </w:pPr>
-          <w:r>
-            <w:rPr>
-              <w:color w:val="auto"/>
-            </w:rPr>
-            <w:t xml:space="preserve">The intent is not to leave renewal pricing open-ended. Instead, the renewal mechanism should give Vodaria Group a clear view of how recurring fees may change, when those changes may apply, what notice will be provided, and how any increase is bounded. This provides procurement and finance with a predictable cost-control framework while allowing Hansen to account for normal inflationary movements in operating and support costs.</w:t>
+            <w:t>Hansen recognises that Vodaria Group requires commercial protections that reduce cost uncertainty at renewal and avoid unexpected increases after the initial term. Hansen is prepared to structure renewal pricing around transparent indexation principles, with CPI used as the primary reference mechanism for recurring software and support fees, subject to the final commercial agreement.</w:t>
+          </w:r>
+        </w:p>
+        <w:p>
+          <w:pPr>
+            <w:rPr>
+              <w:color w:val="auto"/>
+            </w:rPr>
+          </w:pPr>
+          <w:r>
+            <w:rPr>
+              <w:color w:val="auto"/>
+            </w:rPr>
+            <w:t>The intent is not to leave renewal pricing open-ended. Instead, the renewal mechanism should give Vodaria Group a clear view of how recurring fees may change, when those changes may apply, what notice will be provided, and how any increase is bounded. This provides procurement and finance with a predictable cost-control framework while allowing Hansen to account for normal inflationary movements in operating and support costs.</w:t>
           </w:r>
         </w:p>
         <w:p>
@@ -25031,7 +25031,7 @@
                   <w:rPr>
                     <w:sz w:val="17"/>
                   </w:rPr>
-                  <w:t xml:space="preserve">Vodaria Group and/or its appointed SI remain responsible for activities allocated to them in the RACI and delivery plan.</w:t>
+                  <w:t>Vodaria Group and/or its appointed SI remain responsible for activities allocated to them in the RACI and delivery plan.</w:t>
                 </w:r>
               </w:p>
             </w:tc>
@@ -25246,7 +25246,7 @@
               <w:szCs w:val="22"/>
               <w:lang w:val="en-AU" w:eastAsia="en-GB"/>
             </w:rPr>
-            <w:t xml:space="preserve">Our most current sustainability disclosures, including greenhouse gas emissions, climate-related initiatives, responsible business practices and ESG performance metrics, will be published in our FY26 Annual Report and FY26 Sustainability Data Book on 19 October 2026.</w:t>
+            <w:t>Our most current sustainability disclosures, including greenhouse gas emissions, climate-related initiatives, responsible business practices and ESG performance metrics, will be published in our FY26 Annual Report and FY26 Sustainability Data Book on 19 October 2026.</w:t>
           </w:r>
         </w:p>
         <w:p>
@@ -25551,7 +25551,7 @@
               <w:szCs w:val="22"/>
               <w:lang w:val="en-AU" w:eastAsia="en-GB"/>
             </w:rPr>
-            <w:t xml:space="preserve">Please see Appendix E for Hansen response to Vodaria Group environmental requirements</w:t>
+            <w:t>Please see Appendix E for Hansen response to Vodaria Group environmental requirements</w:t>
           </w:r>
         </w:p>
         <w:p/>
